--- a/docs/Report.docx
+++ b/docs/Report.docx
@@ -2,6 +2,7 @@
 <file path=word/document.xml><?xml version="1.0" encoding="utf-8"?>
 <w:document xmlns:wpc="http://schemas.microsoft.com/office/word/2010/wordprocessingCanvas" xmlns:mc="http://schemas.openxmlformats.org/markup-compatibility/2006" xmlns:o="urn:schemas-microsoft-com:office:office" xmlns:r="http://schemas.openxmlformats.org/officeDocument/2006/relationships" xmlns:m="http://schemas.openxmlformats.org/officeDocument/2006/math" xmlns:v="urn:schemas-microsoft-com:vml" xmlns:wp14="http://schemas.microsoft.com/office/word/2010/wordprocessingDrawing" xmlns:wp="http://schemas.openxmlformats.org/drawingml/2006/wordprocessingDrawing" xmlns:w10="urn:schemas-microsoft-com:office:word" xmlns:w="http://schemas.openxmlformats.org/wordprocessingml/2006/main" xmlns:w14="http://schemas.microsoft.com/office/word/2010/wordml" xmlns:w15="http://schemas.microsoft.com/office/word/2012/wordml" xmlns:wpg="http://schemas.microsoft.com/office/word/2010/wordprocessingGroup" xmlns:wpi="http://schemas.microsoft.com/office/word/2010/wordprocessingInk" xmlns:wne="http://schemas.microsoft.com/office/word/2006/wordml" xmlns:wps="http://schemas.microsoft.com/office/word/2010/wordprocessingShape" xmlns:cx="http://schemas.microsoft.com/office/drawing/2014/chartex" xmlns:cx1="http://schemas.microsoft.com/office/drawing/2015/9/8/chartex" xmlns:cx2="http://schemas.microsoft.com/office/drawing/2015/10/21/chartex" xmlns:cx3="http://schemas.microsoft.com/office/drawing/2016/5/9/chartex" xmlns:cx4="http://schemas.microsoft.com/office/drawing/2016/5/10/chartex" xmlns:cx5="http://schemas.microsoft.com/office/drawing/2016/5/11/chartex" xmlns:cx6="http://schemas.microsoft.com/office/drawing/2016/5/12/chartex" xmlns:cx7="http://schemas.microsoft.com/office/drawing/2016/5/13/chartex" xmlns:cx8="http://schemas.microsoft.com/office/drawing/2016/5/14/chartex" xmlns:aink="http://schemas.microsoft.com/office/drawing/2016/ink" xmlns:am3d="http://schemas.microsoft.com/office/drawing/2017/model3d" xmlns:w16cex="http://schemas.microsoft.com/office/word/2018/wordml/cex" xmlns:w16cid="http://schemas.microsoft.com/office/word/2016/wordml/cid" xmlns:w16="http://schemas.microsoft.com/office/word/2018/wordml" xmlns:w16sdtdh="http://schemas.microsoft.com/office/word/2020/wordml/sdtdatahash" xmlns:w16se="http://schemas.microsoft.com/office/word/2015/wordml/symex" mc:Ignorable="w14 w15 wp14">
   <w:body>
+    <w:p/>
     <w:p>
       <w:pPr>
         <w:spacing w:after="0"/>
@@ -32,6 +33,46 @@
           <w:szCs w:val="24"/>
         </w:rPr>
         <w:t xml:space="preserve">Мэдээлэл холбооны технологийн сургууль</w:t>
+      </w:r>
+    </w:p>
+    <w:p>
+      <w:pPr>
+        <w:spacing w:after="600"/>
+        <w:jc w:val="center"/>
+      </w:pPr>
+      <w:r>
+        <w:drawing>
+          <wp:inline xmlns:a="http://schemas.openxmlformats.org/drawingml/2006/main" xmlns:pic="http://schemas.openxmlformats.org/drawingml/2006/picture">
+            <wp:extent cx="676421" cy="1224000"/>
+            <wp:docPr id="3" name="Picture 3"/>
+            <wp:cNvGraphicFramePr>
+              <a:graphicFrameLocks noChangeAspect="1"/>
+            </wp:cNvGraphicFramePr>
+            <a:graphic>
+              <a:graphicData uri="http://schemas.openxmlformats.org/drawingml/2006/picture">
+                <pic:pic>
+                  <pic:nvPicPr>
+                    <pic:cNvPr id="0" name="shutis_logo.png"/>
+                    <pic:cNvPicPr/>
+                  </pic:nvPicPr>
+                  <pic:blipFill>
+                    <a:blip r:embed="rId16"/>
+                    <a:stretch>
+                      <a:fillRect/>
+                    </a:stretch>
+                  </pic:blipFill>
+                  <pic:spPr>
+                    <a:xfrm>
+                      <a:off x="0" y="0"/>
+                      <a:ext cx="676421" cy="1224000"/>
+                    </a:xfrm>
+                    <a:prstGeom prst="rect"/>
+                  </pic:spPr>
+                </pic:pic>
+              </a:graphicData>
+            </a:graphic>
+          </wp:inline>
+        </w:drawing>
       </w:r>
     </w:p>
     <w:p>
@@ -289,7 +330,7 @@
           <w:sz w:val="22"/>
           <w:szCs w:val="22"/>
         </w:rPr>
-        <w:t xml:space="preserve">Dining-Philosophers бол олон thread зэрэгцээ ажиллахад хуваалцсан хязгаарлагдмал нөөцийг (энд: fork) хэрхэн deadlock-гүйгээр хуваарилах тухай сурах бичгийн сонгодог асуудал гэж тодорхойлогдоно. Энэ ажлын зорилго нь асуудлыг C/pthread дээр хэрэгжүүлж, хэрэглэгчийн тохиргоогоор дахин туршигдах боломжтой, бодит ажиллагаатай холбогдсон интерактив state-diagram UI-аар шалгаж харуулахад оршино. Арга зүйн хувьд хоёр хувилбар хэрэгжүүлэгдсэн: сурах бичгийн monitor шийдэл (mutex болон condition variable ашигласан, хөрш хоёрын төлвийг шалгадаг) ба зориудаар deadlock-той хийгдсэн naive (зүүн, дараа нь баруун fork авдаг) шийдэл. Туршилтын үр дүнд monitor хувилбар шалгасан бүх тохиргоонд (n=2, n=5, n=64) deadlock, mutual-exclusion зөрчил илрээгүй; starvation нь сурах бичгийн дагуу онолын хувьд боломжтой хэдий ч манай туршилтуудад ажиглагдаагүй. Naive хувилбар нь бодох хугацааг тогтмол (think=0, random бус) болгож, идэх хугацааг random (300-600мс) орхиод, тохирсон эерэг grab-delay-тэй (бүх philosopher зэрэг зүүн fork-оо авахад хангалттай цонх) үед 3 удаагийн давтан туршилтад (seed=1,2,3) тогтвортой deadlock-д орсон. n=5, 4 секундын нэг ажиллагаанд philosopher бүр дунджаар ойролцоогоор 59-60 удаа идэж, дундаж хүлээх хугацаа ≈15мс байсан нь ажиглагдсан (ажиллагаа бүрт OS-ийн thread scheduling-ийн улмаас яг тоо бага зэрэг хувьсдаг). ThreadSanitizer болон valgrind helgrind/leak-check (monitor, naive хоёуланд нь) тухайн ажиллагаанд race condition, санах ойн алдагдал илрүүлээгүй бөгөөд бүх автомат шалгалт (16/16) амжилттай дууссан байна. Эдгээр ажиглалт нь monitor-ийн сурах бичигт заасан онолын шинж чанар (deadlock-гүй, mutual exclusion хангагдсан) практикт тохирч байгааг харуулж байна.</w:t>
+        <w:t>Dining-Philosophers бол олон thread зэрэгцээ ажиллахад хуваалцсан хязгаарлагдмал нөөцийг (энд: fork) хэрхэн deadlock-гүйгээр хуваарилах тухай сурах бичгийн сонгодог асуудал гэж тодорхойлогдоно. Энэ ажлын зорилго нь асуудлыг C/pthread дээр хэрэгжүүлж, хэрэглэгчийн тохиргоогоор дахин туршигдах боломжтой, бодит ажиллагаатай холбогдсон интерактив state-diagram UI-аар шалгаж харуулахад оршино. Арга зүйн хувьд хоёр хувилбар хэрэгжүүлэгдсэн: сурах бичгийн monitor шийдэл (mutex болон condition variable ашигласан, хөрш хоёрын төлвийг шалгадаг) ба зориудаар deadlock-той хийгдсэн naive (зүүн, дараа нь баруун fork авдаг) шийдэл. Туршилтын үр дүнд monitor хувилбар шалгасан бүх тохиргоонд (n=2, n=5, n=64) deadlock, mutual-exclusion зөрчил илрээгүй; starvation нь сурах бичгийн дагуу онолын хувьд боломжтой хэдий ч манай туршилтуудад ажиглагдаагүй. Naive хувилбар нь бодох хугацааг тогтмол (think=0, random бус) болгож, идэх хугацааг random (300-600мс) орхиод, тохирсон эерэг grab-delay-тэй (бүх philosopher зэрэг зүүн fork-оо авахад хангалттай цонх) үед 3 удаагийн давтан туршилтад (seed=1,2,3) тогтвортой deadlock-д орсон. n=5, 4 секундын нэг ажиллагаанд philosopher бүр дунджаар ойролцоогоор 59-60 удаа идэж, дундаж хүлээх хугацаа ≈15мс байсан нь ажиглагдсан (ажиллагаа бүрт OS-ийн thread scheduling-ийн улмаас яг тоо бага зэрэг хувьсдаг). ThreadSanitizer болон valgrind helgrind/leak-check (monitor, naive хоёуланд нь) тухайн ажиллагаанд race condition, санах ойн алдагдал илрүүлээгүй бөгөөд бүх автомат шалгалт (19/19) амжилттай дууссан байна. Эдгээр ажиглалт нь monitor-ийн сурах бичигт заасан онолын шинж чанар (deadlock-гүй, mutual exclusion хангагдсан) практикт тохирч байгааг харуулж байна.</w:t>
       </w:r>
     </w:p>
     <w:p>
@@ -564,7 +605,8 @@
           <w:sz w:val="22"/>
           <w:szCs w:val="22"/>
         </w:rPr>
-        <w:t xml:space="preserve">	3</w:t>
+        <w:tab/>
+        <w:t>3</w:t>
       </w:r>
     </w:p>
     <w:p>
@@ -592,7 +634,8 @@
           <w:sz w:val="22"/>
           <w:szCs w:val="22"/>
         </w:rPr>
-        <w:t xml:space="preserve">	4</w:t>
+        <w:tab/>
+        <w:t>6</w:t>
       </w:r>
     </w:p>
     <w:p>
@@ -620,7 +663,8 @@
           <w:sz w:val="22"/>
           <w:szCs w:val="22"/>
         </w:rPr>
-        <w:t xml:space="preserve">	4</w:t>
+        <w:tab/>
+        <w:t>6</w:t>
       </w:r>
     </w:p>
     <w:p>
@@ -648,7 +692,8 @@
           <w:sz w:val="22"/>
           <w:szCs w:val="22"/>
         </w:rPr>
-        <w:t xml:space="preserve">	6</w:t>
+        <w:tab/>
+        <w:t>9</w:t>
       </w:r>
     </w:p>
     <w:p>
@@ -676,7 +721,8 @@
           <w:sz w:val="22"/>
           <w:szCs w:val="22"/>
         </w:rPr>
-        <w:t xml:space="preserve">	7</w:t>
+        <w:tab/>
+        <w:t>10</w:t>
       </w:r>
     </w:p>
     <w:p>
@@ -704,7 +750,8 @@
           <w:sz w:val="22"/>
           <w:szCs w:val="22"/>
         </w:rPr>
-        <w:t xml:space="preserve">	8</w:t>
+        <w:tab/>
+        <w:t>11</w:t>
       </w:r>
     </w:p>
     <w:p>
@@ -732,7 +779,8 @@
           <w:sz w:val="22"/>
           <w:szCs w:val="22"/>
         </w:rPr>
-        <w:t xml:space="preserve">	8</w:t>
+        <w:tab/>
+        <w:t>11</w:t>
       </w:r>
     </w:p>
     <w:p>
@@ -885,7 +933,7 @@
                 <w:sz w:val="20"/>
                 <w:szCs w:val="20"/>
               </w:rPr>
-              <w:t xml:space="preserve">Зураг 8.1</w:t>
+              <w:t>Зураг 6.1</w:t>
             </w:r>
           </w:p>
         </w:tc>
@@ -906,7 +954,7 @@
                 <w:sz w:val="20"/>
                 <w:szCs w:val="20"/>
               </w:rPr>
-              <w:t xml:space="preserve">Monitor алгоритм, n=5, ажиллагаа дууссаны дараах state-diagram UI ба статистикийн хүснэгт</w:t>
+              <w:t>UI-ийн «Танилцуулга» дэлгэц</w:t>
             </w:r>
           </w:p>
         </w:tc>
@@ -927,7 +975,7 @@
                 <w:sz w:val="20"/>
                 <w:szCs w:val="20"/>
               </w:rPr>
-              <w:t xml:space="preserve">5</w:t>
+              <w:t>4</w:t>
             </w:r>
           </w:p>
         </w:tc>
@@ -950,6 +998,266 @@
                 <w:sz w:val="20"/>
                 <w:szCs w:val="20"/>
               </w:rPr>
+              <w:t>Зураг 6.2</w:t>
+            </w:r>
+          </w:p>
+        </w:tc>
+        <w:tc>
+          <w:tcPr>
+            <w:tcW w:type="dxa" w:w="6600"/>
+            <w:tcMar>
+              <w:top w:type="dxa" w:w="60"/>
+              <w:left w:type="dxa" w:w="100"/>
+              <w:bottom w:type="dxa" w:w="60"/>
+              <w:right w:type="dxa" w:w="100"/>
+            </w:tcMar>
+          </w:tcPr>
+          <w:p>
+            <w:r>
+              <w:rPr>
+                <w:rFonts w:ascii="Calibri" w:cs="Calibri" w:eastAsia="Calibri" w:hAnsi="Calibri"/>
+                <w:sz w:val="20"/>
+                <w:szCs w:val="20"/>
+              </w:rPr>
+              <w:t>UI-ийн «Дүрэм» дэлгэц</w:t>
+            </w:r>
+          </w:p>
+        </w:tc>
+        <w:tc>
+          <w:tcPr>
+            <w:tcW w:type="dxa" w:w="1200"/>
+            <w:tcMar>
+              <w:top w:type="dxa" w:w="60"/>
+              <w:left w:type="dxa" w:w="100"/>
+              <w:bottom w:type="dxa" w:w="60"/>
+              <w:right w:type="dxa" w:w="100"/>
+            </w:tcMar>
+          </w:tcPr>
+          <w:p>
+            <w:r>
+              <w:rPr>
+                <w:rFonts w:ascii="Calibri" w:cs="Calibri" w:eastAsia="Calibri" w:hAnsi="Calibri"/>
+                <w:sz w:val="20"/>
+                <w:szCs w:val="20"/>
+              </w:rPr>
+              <w:t>5</w:t>
+            </w:r>
+          </w:p>
+        </w:tc>
+      </w:tr>
+      <w:tr>
+        <w:tc>
+          <w:tcPr>
+            <w:tcW w:type="dxa" w:w="1600"/>
+            <w:tcMar>
+              <w:top w:type="dxa" w:w="60"/>
+              <w:left w:type="dxa" w:w="100"/>
+              <w:bottom w:type="dxa" w:w="60"/>
+              <w:right w:type="dxa" w:w="100"/>
+            </w:tcMar>
+          </w:tcPr>
+          <w:p>
+            <w:r>
+              <w:rPr>
+                <w:rFonts w:ascii="Calibri" w:cs="Calibri" w:eastAsia="Calibri" w:hAnsi="Calibri"/>
+                <w:sz w:val="20"/>
+                <w:szCs w:val="20"/>
+              </w:rPr>
+              <w:t>Зураг 6.3</w:t>
+            </w:r>
+          </w:p>
+        </w:tc>
+        <w:tc>
+          <w:tcPr>
+            <w:tcW w:type="dxa" w:w="6600"/>
+            <w:tcMar>
+              <w:top w:type="dxa" w:w="60"/>
+              <w:left w:type="dxa" w:w="100"/>
+              <w:bottom w:type="dxa" w:w="60"/>
+              <w:right w:type="dxa" w:w="100"/>
+            </w:tcMar>
+          </w:tcPr>
+          <w:p>
+            <w:r>
+              <w:rPr>
+                <w:rFonts w:ascii="Calibri" w:cs="Calibri" w:eastAsia="Calibri" w:hAnsi="Calibri"/>
+                <w:sz w:val="20"/>
+                <w:szCs w:val="20"/>
+              </w:rPr>
+              <w:t>UI-ийн «Deadlock» дэлгэц</w:t>
+            </w:r>
+          </w:p>
+        </w:tc>
+        <w:tc>
+          <w:tcPr>
+            <w:tcW w:type="dxa" w:w="1200"/>
+            <w:tcMar>
+              <w:top w:type="dxa" w:w="60"/>
+              <w:left w:type="dxa" w:w="100"/>
+              <w:bottom w:type="dxa" w:w="60"/>
+              <w:right w:type="dxa" w:w="100"/>
+            </w:tcMar>
+          </w:tcPr>
+          <w:p>
+            <w:r>
+              <w:rPr>
+                <w:rFonts w:ascii="Calibri" w:cs="Calibri" w:eastAsia="Calibri" w:hAnsi="Calibri"/>
+                <w:sz w:val="20"/>
+                <w:szCs w:val="20"/>
+              </w:rPr>
+              <w:t>5</w:t>
+            </w:r>
+          </w:p>
+        </w:tc>
+      </w:tr>
+      <w:tr>
+        <w:tc>
+          <w:tcPr>
+            <w:tcW w:type="dxa" w:w="1600"/>
+            <w:tcMar>
+              <w:top w:type="dxa" w:w="60"/>
+              <w:left w:type="dxa" w:w="100"/>
+              <w:bottom w:type="dxa" w:w="60"/>
+              <w:right w:type="dxa" w:w="100"/>
+            </w:tcMar>
+          </w:tcPr>
+          <w:p>
+            <w:r>
+              <w:rPr>
+                <w:rFonts w:ascii="Calibri" w:cs="Calibri" w:eastAsia="Calibri" w:hAnsi="Calibri"/>
+                <w:sz w:val="20"/>
+                <w:szCs w:val="20"/>
+              </w:rPr>
+              <w:t>Зураг 6.4</w:t>
+            </w:r>
+          </w:p>
+        </w:tc>
+        <w:tc>
+          <w:tcPr>
+            <w:tcW w:type="dxa" w:w="6600"/>
+            <w:tcMar>
+              <w:top w:type="dxa" w:w="60"/>
+              <w:left w:type="dxa" w:w="100"/>
+              <w:bottom w:type="dxa" w:w="60"/>
+              <w:right w:type="dxa" w:w="100"/>
+            </w:tcMar>
+          </w:tcPr>
+          <w:p>
+            <w:r>
+              <w:rPr>
+                <w:rFonts w:ascii="Calibri" w:cs="Calibri" w:eastAsia="Calibri" w:hAnsi="Calibri"/>
+                <w:sz w:val="20"/>
+                <w:szCs w:val="20"/>
+              </w:rPr>
+              <w:t>UI-ийн «Шийдэл» дэлгэц (monitor загвар)</w:t>
+            </w:r>
+          </w:p>
+        </w:tc>
+        <w:tc>
+          <w:tcPr>
+            <w:tcW w:type="dxa" w:w="1200"/>
+            <w:tcMar>
+              <w:top w:type="dxa" w:w="60"/>
+              <w:left w:type="dxa" w:w="100"/>
+              <w:bottom w:type="dxa" w:w="60"/>
+              <w:right w:type="dxa" w:w="100"/>
+            </w:tcMar>
+          </w:tcPr>
+          <w:p>
+            <w:r>
+              <w:rPr>
+                <w:rFonts w:ascii="Calibri" w:cs="Calibri" w:eastAsia="Calibri" w:hAnsi="Calibri"/>
+                <w:sz w:val="20"/>
+                <w:szCs w:val="20"/>
+              </w:rPr>
+              <w:t>6</w:t>
+            </w:r>
+          </w:p>
+        </w:tc>
+      </w:tr>
+      <w:tr>
+        <w:tc>
+          <w:tcPr>
+            <w:tcW w:type="dxa" w:w="1600"/>
+            <w:tcMar>
+              <w:top w:type="dxa" w:w="60"/>
+              <w:left w:type="dxa" w:w="100"/>
+              <w:bottom w:type="dxa" w:w="60"/>
+              <w:right w:type="dxa" w:w="100"/>
+            </w:tcMar>
+          </w:tcPr>
+          <w:p>
+            <w:r>
+              <w:rPr>
+                <w:rFonts w:ascii="Calibri" w:cs="Calibri" w:eastAsia="Calibri" w:hAnsi="Calibri"/>
+                <w:sz w:val="20"/>
+                <w:szCs w:val="20"/>
+              </w:rPr>
+              <w:t xml:space="preserve">Зураг 8.1</w:t>
+            </w:r>
+          </w:p>
+        </w:tc>
+        <w:tc>
+          <w:tcPr>
+            <w:tcW w:type="dxa" w:w="6600"/>
+            <w:tcMar>
+              <w:top w:type="dxa" w:w="60"/>
+              <w:left w:type="dxa" w:w="100"/>
+              <w:bottom w:type="dxa" w:w="60"/>
+              <w:right w:type="dxa" w:w="100"/>
+            </w:tcMar>
+          </w:tcPr>
+          <w:p>
+            <w:r>
+              <w:rPr>
+                <w:rFonts w:ascii="Calibri" w:cs="Calibri" w:eastAsia="Calibri" w:hAnsi="Calibri"/>
+                <w:sz w:val="20"/>
+                <w:szCs w:val="20"/>
+              </w:rPr>
+              <w:t xml:space="preserve">Monitor алгоритм, n=5, ажиллагаа дууссаны дараах state-diagram UI ба статистикийн хүснэгт</w:t>
+            </w:r>
+          </w:p>
+        </w:tc>
+        <w:tc>
+          <w:tcPr>
+            <w:tcW w:type="dxa" w:w="1200"/>
+            <w:tcMar>
+              <w:top w:type="dxa" w:w="60"/>
+              <w:left w:type="dxa" w:w="100"/>
+              <w:bottom w:type="dxa" w:w="60"/>
+              <w:right w:type="dxa" w:w="100"/>
+            </w:tcMar>
+          </w:tcPr>
+          <w:p>
+            <w:r>
+              <w:rPr>
+                <w:rFonts w:ascii="Calibri" w:cs="Calibri" w:eastAsia="Calibri" w:hAnsi="Calibri"/>
+                <w:sz w:val="20"/>
+                <w:szCs w:val="20"/>
+              </w:rPr>
+              <w:t>8</w:t>
+            </w:r>
+          </w:p>
+        </w:tc>
+      </w:tr>
+      <w:tr>
+        <w:tc>
+          <w:tcPr>
+            <w:tcW w:type="dxa" w:w="1600"/>
+            <w:tcMar>
+              <w:top w:type="dxa" w:w="60"/>
+              <w:left w:type="dxa" w:w="100"/>
+              <w:bottom w:type="dxa" w:w="60"/>
+              <w:right w:type="dxa" w:w="100"/>
+            </w:tcMar>
+          </w:tcPr>
+          <w:p>
+            <w:r>
+              <w:rPr>
+                <w:rFonts w:ascii="Calibri" w:cs="Calibri" w:eastAsia="Calibri" w:hAnsi="Calibri"/>
+                <w:sz w:val="20"/>
+                <w:szCs w:val="20"/>
+              </w:rPr>
               <w:t xml:space="preserve">Зураг 8.2</w:t>
             </w:r>
           </w:p>
@@ -992,7 +1300,7 @@
                 <w:sz w:val="20"/>
                 <w:szCs w:val="20"/>
               </w:rPr>
-              <w:t xml:space="preserve">6</w:t>
+              <w:t>9</w:t>
             </w:r>
           </w:p>
         </w:tc>
@@ -1175,7 +1483,7 @@
                 <w:sz w:val="20"/>
                 <w:szCs w:val="20"/>
               </w:rPr>
-              <w:t xml:space="preserve">4</w:t>
+              <w:t>6</w:t>
             </w:r>
           </w:p>
         </w:tc>
@@ -1240,7 +1548,7 @@
                 <w:sz w:val="20"/>
                 <w:szCs w:val="20"/>
               </w:rPr>
-              <w:t xml:space="preserve">4</w:t>
+              <w:t>7</w:t>
             </w:r>
           </w:p>
         </w:tc>
@@ -1249,10 +1557,10 @@
     <w:p>
       <w:pPr>
         <w:sectPr>
-          <w:headerReference w:type="default" r:id="rId7"/>
-          <w:headerReference w:type="first" r:id="rId8"/>
-          <w:footerReference w:type="default" r:id="rId9"/>
-          <w:footerReference w:type="first" r:id="rId10"/>
+          <w:headerReference w:type="default" r:id="rId6"/>
+          <w:headerReference w:type="first" r:id="rId7"/>
+          <w:footerReference w:type="default" r:id="rId8"/>
+          <w:footerReference w:type="first" r:id="rId9"/>
           <w:pgSz w:w="11906" w:h="16838" w:orient="portrait"/>
           <w:pgMar w:top="1440" w:right="1440" w:bottom="1440" w:left="1440" w:header="708" w:footer="708" w:gutter="0"/>
           <w:pgNumType w:start="1" w:fmt="lowerRoman"/>
@@ -1400,7 +1708,7 @@
           <w:sz w:val="22"/>
           <w:szCs w:val="22"/>
         </w:rPr>
-        <w:t xml:space="preserve">Систем гурван давхаргаас бүрдэнэ: (1) src/dp.c — n philosopher thread, хоёр алгоритм (philo_monitor, philo_naive), event-ийг JSON Lines (NDJSON) хэлбэрээр stdout руу бичдэг цөм логик; (2) ui/server.py — зөвхөн 127.0.0.1-д сонсдог, dp процессыг subprocess-ээр ажиллуулж гаралтыг HTTP streaming-ээр дамжуулдаг сервер; (3) ui/index.html + model.js — fetch streaming-ээр event уншиж, SVG дээр state diagram зурдаг, DOM-гүй логикийг model.js-д тусгаарласан клиент. Өгөгдлийн урсгал: хэрэглэгч UI дээр тохиргоо (алгоритм, n, think/eat хугацаа, seed) оруулаад Эхлүүлэх дарахад → server.py нь build/dp-г тохирох аргументтайгаар эхлүүлж → dp процесс event бүрийг JSON мөр бүрээр stdout-д бичиж → server.py эдгээрийг HTTP streaming (chunked) байдлаар клиент рүү дамжуулж → model.js event-ийг боловсруулж snapshot үүсгэж → index.html SVG дээр бодит цагт шинэчилж зурдаг.</w:t>
+        <w:t>Систем гурван давхаргаас бүрдэнэ: (1) src/dp.c — n philosopher thread, хоёр алгоритм (philo_monitor, philo_naive), event-ийг JSON Lines (NDJSON) хэлбэрээр stdout руу бичдэг цөм логик; (2) ui/server.py — зөвхөн 127.0.0.1-д сонсдог, dp процессыг subprocess-ээр ажиллуулж гаралтыг HTTP streaming-ээр дамжуулдаг сервер; (3) ui/index.html + model.js — fetch streaming-ээр event уншиж, SVG дээр state diagram зурдаг, DOM-гүй логикийг model.js-д тусгаарласан клиент; index.html нь 5 алхамтай хичээлийн хэлбэртэй (Танилцуулга → Дүрэм → Deadlock → Шийдэл → Бодит туршилт), эхний дөрвөн дэлгэц нь асуудлыг жижиг загвараар алхам алхмаар тайлбарлаж, сүүлийн дэлгэц нь dp процессын БОДИТ event-үүдийг зурна. Өгөгдлийн урсгал: хэрэглэгч UI дээр тохиргоо (алгоритм, n, think/eat хугацаа, seed) оруулаад Эхлүүлэх дарахад → server.py нь build/dp-г тохирох аргументтайгаар эхлүүлж → dp процесс event бүрийг JSON мөр бүрээр stdout-д бичиж → server.py эдгээрийг HTTP streaming (chunked) байдлаар клиент рүү дамжуулж → model.js event-ийг боловсруулж snapshot үүсгэж → index.html SVG дээр бодит цагт шинэчилж зурдаг.</w:t>
       </w:r>
     </w:p>
     <w:p>
@@ -1640,7 +1948,223 @@
           <w:sz w:val="22"/>
           <w:szCs w:val="22"/>
         </w:rPr>
-        <w:t xml:space="preserve">State-diagram UI нь philosopher бүрийн thinking/hungry/eating төлвийг, fork-ийн эзэмшилийг бодит цагт SVG дээр дүрсэлдэг бөгөөд хэрэглэгч дараах параметрүүдийг чөлөөтэй өөрчилж дахин ажиллуулах боломжтой: алгоритм (monitor/naive), philosopher-ийн тоо (n=2–64), бодох/идэх хугацааны муж (min/max, мс), ажиллах нийт хугацаа, санамсаргүй дараалал гаргах seed, болон naive хувилбарт зориулсан fork авах завсар (grab-delay). Юуг ажиглах вэ гэвэл: (1) philosopher бүрийн төлөв шилжилт (өнгөөр ялгагдана: цэнхэр=thinking, шар-улбар=hungry, ногоон=eating), (2) fork (шугам) бүрийн эзэмшил ба байрлал, (3) зэргэлдээх хоёр philosopher хэзээ ч зэрэг eating болохгүй байх, (4) статистикийн хүснэгтэд philosopher бүрийн хоолны тоо, дундаж/дээд хүлээлтийн хугацаа, (5) naive хувилбарт бүх philosopher hungry төлөвт царцаж, улаан хүрээ, "DEADLOCK" баннер гарах эсэх. Нэмэлтээр ажиллагаа дууссаны дараа event бүрийг replay slider-ээр ухрааж харах боломжтой тул UI нь зөвхөн чимэглэл бус, ажиллагааг удирдах бодит интерфэйс болсон.</w:t>
+        <w:t>State-diagram UI нь philosopher бүрийн thinking/hungry/eating төлвийг, fork-ийн эзэмшилийг бодит цагт SVG дээр дүрсэлдэг бөгөөд хэрэглэгч дараах параметрүүдийг чөлөөтэй өөрчилж дахин ажиллуулах боломжтой: алгоритм (monitor/naive), philosopher-ийн тоо (n=2–64), бодох/идэх хугацааны муж (min/max, мс), ажиллах нийт хугацаа, санамсаргүй дараалал гаргах seed, болон naive хувилбарт зориулсан fork авах завсар (grab-delay). Юуг ажиглах вэ гэвэл: (1) philosopher бүрийн төлөв шилжилт (өнгөөр ялгагдана: цэнхэр=thinking, шар-улбар=hungry, ногоон=eating), (2) fork (шугам) бүрийн эзэмшил ба байрлал, (3) зэргэлдээх хоёр philosopher хэзээ ч зэрэг eating болохгүй байх, (4) статистикийн хүснэгтэд philosopher бүрийн хоолны тоо, дундаж/дээд хүлээлтийн хугацаа, (5) naive хувилбарт бүх philosopher hungry төлөвт царцаж, улаан хүрээ, "DEADLOCK" баннер гарах эсэх. Нэмэлтээр ажиллагаа дууссаны дараа event бүрийг replay slider-ээр ухрааж харах боломжтой тул UI нь зөвхөн чимэглэл бус, ажиллагааг удирдах бодит интерфэйс болсон. UI-ийн эхний дөрвөн дэлгэцийг Зураг 6.1–6.4, бодит туршилтын дэлгэцийг Зураг 8.1–8.2-оос харна уу. Эдгээр удирдлага нь UI-ийн 5-р дэлгэц («Бодит туршилт») дээр байрлах бөгөөд эхний 4 дэлгэц нь хэрэглэгчийг асуудалтай танилцуулах (Dining Philosophers гэж юу вэ, гурван төлөв ба дүрэм, бүгд зүүн fork-оо авбал deadlock хэрхэн үүсэх нь, хоёр fork-ийг зэрэг авах шийдэл) алхам алхмын тайлбар юм.</w:t>
+      </w:r>
+    </w:p>
+    <w:p>
+      <w:pPr>
+        <w:spacing w:after="600"/>
+        <w:jc w:val="center"/>
+      </w:pPr>
+      <w:r>
+        <w:drawing>
+          <wp:inline xmlns:a="http://schemas.openxmlformats.org/drawingml/2006/main" xmlns:pic="http://schemas.openxmlformats.org/drawingml/2006/picture">
+            <wp:extent cx="4500000" cy="3203390"/>
+            <wp:docPr id="4" name="Picture 4"/>
+            <wp:cNvGraphicFramePr>
+              <a:graphicFrameLocks noChangeAspect="1"/>
+            </wp:cNvGraphicFramePr>
+            <a:graphic>
+              <a:graphicData uri="http://schemas.openxmlformats.org/drawingml/2006/picture">
+                <pic:pic>
+                  <pic:nvPicPr>
+                    <pic:cNvPr id="0" name="fig_6_1_ui_intro.png"/>
+                    <pic:cNvPicPr/>
+                  </pic:nvPicPr>
+                  <pic:blipFill>
+                    <a:blip r:embed="rId17"/>
+                    <a:stretch>
+                      <a:fillRect/>
+                    </a:stretch>
+                  </pic:blipFill>
+                  <pic:spPr>
+                    <a:xfrm>
+                      <a:off x="0" y="0"/>
+                      <a:ext cx="4500000" cy="3203390"/>
+                    </a:xfrm>
+                    <a:prstGeom prst="rect"/>
+                  </pic:spPr>
+                </pic:pic>
+              </a:graphicData>
+            </a:graphic>
+          </wp:inline>
+        </w:drawing>
+      </w:r>
+    </w:p>
+    <w:p>
+      <w:pPr>
+        <w:spacing w:after="200" w:before="80" w:line="240" w:lineRule="auto"/>
+        <w:jc w:val="center"/>
+      </w:pPr>
+      <w:r>
+        <w:rPr>
+          <w:rFonts w:ascii="Calibri" w:cs="Calibri" w:eastAsia="Calibri" w:hAnsi="Calibri"/>
+          <w:sz w:val="20"/>
+          <w:szCs w:val="20"/>
+        </w:rPr>
+        <w:t>Зураг 6.1 — UI-ийн 1-р дэлгэц «Танилцуулга»: Dining Philosophers гэж юу вэ, яагаад хэцүү вэ</w:t>
+      </w:r>
+    </w:p>
+    <w:p>
+      <w:pPr>
+        <w:spacing w:after="600"/>
+        <w:jc w:val="center"/>
+      </w:pPr>
+      <w:r>
+        <w:drawing>
+          <wp:inline xmlns:a="http://schemas.openxmlformats.org/drawingml/2006/main" xmlns:pic="http://schemas.openxmlformats.org/drawingml/2006/picture">
+            <wp:extent cx="4500000" cy="3203390"/>
+            <wp:docPr id="5" name="Picture 5"/>
+            <wp:cNvGraphicFramePr>
+              <a:graphicFrameLocks noChangeAspect="1"/>
+            </wp:cNvGraphicFramePr>
+            <a:graphic>
+              <a:graphicData uri="http://schemas.openxmlformats.org/drawingml/2006/picture">
+                <pic:pic>
+                  <pic:nvPicPr>
+                    <pic:cNvPr id="0" name="fig_6_2_ui_rules.png"/>
+                    <pic:cNvPicPr/>
+                  </pic:nvPicPr>
+                  <pic:blipFill>
+                    <a:blip r:embed="rId18"/>
+                    <a:stretch>
+                      <a:fillRect/>
+                    </a:stretch>
+                  </pic:blipFill>
+                  <pic:spPr>
+                    <a:xfrm>
+                      <a:off x="0" y="0"/>
+                      <a:ext cx="4500000" cy="3203390"/>
+                    </a:xfrm>
+                    <a:prstGeom prst="rect"/>
+                  </pic:spPr>
+                </pic:pic>
+              </a:graphicData>
+            </a:graphic>
+          </wp:inline>
+        </w:drawing>
+      </w:r>
+    </w:p>
+    <w:p>
+      <w:pPr>
+        <w:spacing w:after="200" w:before="80" w:line="240" w:lineRule="auto"/>
+        <w:jc w:val="center"/>
+      </w:pPr>
+      <w:r>
+        <w:rPr>
+          <w:rFonts w:ascii="Calibri" w:cs="Calibri" w:eastAsia="Calibri" w:hAnsi="Calibri"/>
+          <w:sz w:val="20"/>
+          <w:szCs w:val="20"/>
+        </w:rPr>
+        <w:t>Зураг 6.2 — UI-ийн 2-р дэлгэц «Дүрэм»: philosopher дээр дарж төлөв шилжүүлнэ (P0 идэж байгаа тул хөрш P1 fork-оо авч чадахгүй hungry хэвээр хүлээнэ)</w:t>
+      </w:r>
+    </w:p>
+    <w:p>
+      <w:pPr>
+        <w:spacing w:after="600"/>
+        <w:jc w:val="center"/>
+      </w:pPr>
+      <w:r>
+        <w:drawing>
+          <wp:inline xmlns:a="http://schemas.openxmlformats.org/drawingml/2006/main" xmlns:pic="http://schemas.openxmlformats.org/drawingml/2006/picture">
+            <wp:extent cx="4500000" cy="3203390"/>
+            <wp:docPr id="6" name="Picture 6"/>
+            <wp:cNvGraphicFramePr>
+              <a:graphicFrameLocks noChangeAspect="1"/>
+            </wp:cNvGraphicFramePr>
+            <a:graphic>
+              <a:graphicData uri="http://schemas.openxmlformats.org/drawingml/2006/picture">
+                <pic:pic>
+                  <pic:nvPicPr>
+                    <pic:cNvPr id="0" name="fig_6_3_ui_deadlock.png"/>
+                    <pic:cNvPicPr/>
+                  </pic:nvPicPr>
+                  <pic:blipFill>
+                    <a:blip r:embed="rId19"/>
+                    <a:stretch>
+                      <a:fillRect/>
+                    </a:stretch>
+                  </pic:blipFill>
+                  <pic:spPr>
+                    <a:xfrm>
+                      <a:off x="0" y="0"/>
+                      <a:ext cx="4500000" cy="3203390"/>
+                    </a:xfrm>
+                    <a:prstGeom prst="rect"/>
+                  </pic:spPr>
+                </pic:pic>
+              </a:graphicData>
+            </a:graphic>
+          </wp:inline>
+        </w:drawing>
+      </w:r>
+    </w:p>
+    <w:p>
+      <w:pPr>
+        <w:spacing w:after="200" w:before="80" w:line="240" w:lineRule="auto"/>
+        <w:jc w:val="center"/>
+      </w:pPr>
+      <w:r>
+        <w:rPr>
+          <w:rFonts w:ascii="Calibri" w:cs="Calibri" w:eastAsia="Calibri" w:hAnsi="Calibri"/>
+          <w:sz w:val="20"/>
+          <w:szCs w:val="20"/>
+        </w:rPr>
+        <w:t>Зураг 6.3 — UI-ийн 3-р дэлгэц «Deadlock»: бүх philosopher зүүн fork-оо барьж, circular wait үүссэн төлөв</w:t>
+      </w:r>
+    </w:p>
+    <w:p>
+      <w:pPr>
+        <w:spacing w:after="600"/>
+        <w:jc w:val="center"/>
+      </w:pPr>
+      <w:r>
+        <w:drawing>
+          <wp:inline xmlns:a="http://schemas.openxmlformats.org/drawingml/2006/main" xmlns:pic="http://schemas.openxmlformats.org/drawingml/2006/picture">
+            <wp:extent cx="4500000" cy="3203390"/>
+            <wp:docPr id="7" name="Picture 7"/>
+            <wp:cNvGraphicFramePr>
+              <a:graphicFrameLocks noChangeAspect="1"/>
+            </wp:cNvGraphicFramePr>
+            <a:graphic>
+              <a:graphicData uri="http://schemas.openxmlformats.org/drawingml/2006/picture">
+                <pic:pic>
+                  <pic:nvPicPr>
+                    <pic:cNvPr id="0" name="fig_6_4_ui_solution.png"/>
+                    <pic:cNvPicPr/>
+                  </pic:nvPicPr>
+                  <pic:blipFill>
+                    <a:blip r:embed="rId20"/>
+                    <a:stretch>
+                      <a:fillRect/>
+                    </a:stretch>
+                  </pic:blipFill>
+                  <pic:spPr>
+                    <a:xfrm>
+                      <a:off x="0" y="0"/>
+                      <a:ext cx="4500000" cy="3203390"/>
+                    </a:xfrm>
+                    <a:prstGeom prst="rect"/>
+                  </pic:spPr>
+                </pic:pic>
+              </a:graphicData>
+            </a:graphic>
+          </wp:inline>
+        </w:drawing>
+      </w:r>
+    </w:p>
+    <w:p>
+      <w:pPr>
+        <w:spacing w:after="200" w:before="80" w:line="240" w:lineRule="auto"/>
+        <w:jc w:val="center"/>
+      </w:pPr>
+      <w:r>
+        <w:rPr>
+          <w:rFonts w:ascii="Calibri" w:cs="Calibri" w:eastAsia="Calibri" w:hAnsi="Calibri"/>
+          <w:sz w:val="20"/>
+          <w:szCs w:val="20"/>
+        </w:rPr>
+        <w:t>Зураг 6.4 — UI-ийн 4-р дэлгэц «Шийдэл»: monitor шийдлийн алхам алхмын загвар («Яг одоо» тайлбар, хоолны тооны bar)</w:t>
       </w:r>
     </w:p>
     <w:p>
@@ -2138,7 +2662,7 @@
           <w:sz w:val="22"/>
           <w:szCs w:val="22"/>
         </w:rPr>
-        <w:t xml:space="preserve">Автомат шалгалт (make test) дараах 16 тестийг амжилттай (OK) дүгнэсэн: compile, model.js unit тест (node tests/test_model.js шууд ажиллуулахад 22 passed, 0 failed), monitor инвариант (бүгд ≥3 удаа идсэн), naive deadlock (гарах код 3), n=2 болон n=64 захын тохиолдол, буруу аргументын алдааны мэдээлэл, UI серверийн health/index/run/буруу-параметр болон буруу бүтэцтэй тоон утга (жишээ нь "n=--5") шалгалт, ThreadSanitizer race condition monitor БА naive хоёуланд нь илрээгүй. Нэмэлт (make test-д ороогүй, гар аргаар `make memcheck`-ээр ажиллуулдаг) valgrind helgrind ба --leak-check=full команд — monitor, naive тус бүрд (нийт дөрвөн valgrind команд) — бүгд алдаагүй, хоосон гаралттай дууссан (туршилтын явцад олдсон нэг жинхэнэ race condition-ийг доор 9-р хэсэгт тайлбарлав).</w:t>
+        <w:t>Автомат шалгалт (make test) дараах 19 тестийг амжилттай (OK) дүгнэсэн: compile, model.js unit тест (node tests/test_model.js шууд ажиллуулахад 30 passed, 0 failed), monitor инвариант (бүгд ≥3 удаа идсэн), naive deadlock (гарах код 3), n=2 болон n=64 захын тохиолдол, буруу аргументын алдааны мэдээлэл, UI серверийн health/index/run/буруу-параметр болон буруу бүтэцтэй тоон утга (жишээ нь "n=--5") шалгалт, UI серверийн Host/Origin шалгалт (гадны Host/Origin-той /run хүсэлт 403), UI серверийн Stop/холболт-тасрах регресс (4 удаагийн disconnect-ийн дараа 5 дахь хүсэлт 429 авахгүй, dp процесс leak үгүй — гадаад шүүмжийн Major #1-ийн засвар, Хавсралт Г-г үз), ThreadSanitizer race condition monitor БА naive хоёуланд нь илрээгүй. Нэмэлт (make test-д ороогүй, гар аргаар `make memcheck`-ээр ажиллуулдаг) valgrind helgrind ба --leak-check=full команд — monitor, naive тус бүрд (нийт дөрвөн valgrind команд) — бүгд алдаагүй, хоосон гаралттай дууссан (туршилтын явцад олдсон нэг жинхэнэ race condition-ийг доор 9-р хэсэгт тайлбарлав).</w:t>
       </w:r>
     </w:p>
     <w:p>
@@ -2727,7 +3251,7 @@
       <w:r>
         <w:drawing>
           <wp:inline distT="0" distB="0" distL="0" distR="0">
-            <wp:extent cx="4953000" cy="3286125"/>
+            <wp:extent cx="4953000" cy="4019890"/>
             <wp:effectExtent t="0" r="0" b="0" l="0"/>
             <wp:docPr id="1" name="" descr="" title=""/>
             <wp:cNvGraphicFramePr>
@@ -2752,7 +3276,7 @@
                   <pic:spPr bwMode="auto">
                     <a:xfrm>
                       <a:off x="0" y="0"/>
-                      <a:ext cx="4953000" cy="3286125"/>
+                      <a:ext cx="4953000" cy="4019890"/>
                     </a:xfrm>
                     <a:prstGeom prst="rect">
                       <a:avLst/>
@@ -2776,7 +3300,7 @@
           <w:sz w:val="20"/>
           <w:szCs w:val="20"/>
         </w:rPr>
-        <w:t xml:space="preserve">Зураг 8.1 — Monitor алгоритм, n=5, think/eat=10-40мс, 4с, seed=1 (Хүснэгт 8.1-тэй ижил тохиргоо, зурагны screenshot нь яг тус хэмжилтээс шууд авсан), ажиллагаа дууссаны дараах state-diagram UI ба статистикийн хүснэгт (шинэ "Дуусахад hungry" багана: P4 ганцаараа яг 4000мс дуусах мөчид hungry төлөвт байсан тул дээд хүлээлт нь (58мс) үүгээр тодорхойлогдсон)</w:t>
+        <w:t>Зураг 8.1 — Monitor алгоритм, n=5, think/eat=10-40мс, 4с, seed=1 (Хүснэгт 8.1-тэй ижил тохиргоо), шинэ UI-ийн 5-р дэлгэц («Бодит туршилт»)-ийн ажиллагаа дууссаны дараах төлөв ба статистикийн хүснэгт. Зургийг шинэ ажиллагаанаас авсан тул тоон утга (хоолны тоо, хүлээлт) Хүснэгт 8.1-ээс OS scheduling-ийн улмаас бага зэрэг ялгаатай; "Дуусахад hungry" багана нь ажиллагаа дуусах мөчид hungry байсан philosopher-ийн хүлээлтийг харуулна</w:t>
       </w:r>
     </w:p>
     <w:p>
@@ -2790,7 +3314,7 @@
           <w:sz w:val="22"/>
           <w:szCs w:val="22"/>
         </w:rPr>
-        <w:t xml:space="preserve">Naive хувилбарыг think=0, eat=300-600мс, grab-delay=300мс тохиргоогоор ажиллуулахад бүх 5 philosopher t=0-1мс орчимд бараг нэгэн зэрэг зүүн fork-оо авч, дараа нь баруун fork-оо (trylock давтан оролдож) чадахгүй, зүүн fork-оо суллахгүйгээр хүлээсээр үлдсэн тул (meals=[0,0,0,0,0]) нэг ч хоол идэж амжаагүй, систем DEADLOCK төлөвт шилжсэн нь дор харуулав. Доорх screenshot нь UI-ийн replay slider-ийг яг "DEADLOCK илэрлээ" event (t=11мс) дээр нь байрлуулж (дараагийн fork-release cleanup event-үүдээс ӨМНӨ) авсан тул бүх fork орон сууриа орхиогүй, эзэмшигчийн өнгөөр (hungry-гийн улбар шар) зурагдсан харагдана; statistics хүснэгт нь (ажиллагаа бүхэлдээ дуусмагц нэг удаа бичигддэг тул slider-ийн байрлалаас үл хамаарч) эцсийн "Дуусахад hungry" утгыг харуулж байна — [16,16,15,15,15]мс, бүгд deadlock-ийн t=11мс-тэй ойролцоо, баннертай бүрэн нийцнэ (Хавсралт В-ийн бодит лог, 9-р хэсэг).</w:t>
+        <w:t>Naive хувилбарыг think=0, eat=300-600мс, grab-delay=300мс тохиргоогоор ажиллуулахад бүх 5 philosopher t=0-1мс орчимд бараг нэгэн зэрэг зүүн fork-оо авч, дараа нь баруун fork-оо (trylock давтан оролдож) чадахгүй, зүүн fork-оо суллахгүйгээр хүлээсээр үлдсэн тул (meals=[0,0,0,0,0]) нэг ч хоол идэж амжаагүй, систем DEADLOCK төлөвт шилжсэн нь дор харуулав. dp нь deadlock илрүүлсний дараа thread-үүдээ зогсоохдоо fork-уудаа суллаж cleanup event гаргадаг. UI-ийн model.js энэ cleanup event-үүдийг snapshot-д тусгахгүй (event лог болон replay-д харин үлдэнэ) тул ажиллагаа дууссаны дараах эцсийн төлөвт ч deadlock-ийн мөчийн зураг — бүх philosopher hungry, fork бүр эзэмшигчийн өнгөөр (hungry-гийн улбар шар) — хадгалагдан харагдана; "Дуусахад hungry" утга бүгд [15,15,15,15,15]мс буюу баннертай нийцнэ (Хавсралт В-ийн бодит лог, 9-р хэсэг).</w:t>
       </w:r>
     </w:p>
     <w:p>
@@ -2801,9 +3325,9 @@
       <w:r>
         <w:drawing>
           <wp:inline distT="0" distB="0" distL="0" distR="0">
-            <wp:extent cx="4953000" cy="3286125"/>
+            <wp:extent cx="4953000" cy="4019890"/>
             <wp:effectExtent t="0" r="0" b="0" l="0"/>
-            <wp:docPr id="1" name="" descr="" title=""/>
+            <wp:docPr id="2" name="" descr="" title=""/>
             <wp:cNvGraphicFramePr>
               <a:graphicFrameLocks xmlns:a="http://schemas.openxmlformats.org/drawingml/2006/main" noChangeAspect="1"/>
             </wp:cNvGraphicFramePr>
@@ -2826,7 +3350,7 @@
                   <pic:spPr bwMode="auto">
                     <a:xfrm>
                       <a:off x="0" y="0"/>
-                      <a:ext cx="4953000" cy="3286125"/>
+                      <a:ext cx="4953000" cy="4019890"/>
                     </a:xfrm>
                     <a:prstGeom prst="rect">
                       <a:avLst/>
@@ -2850,7 +3374,7 @@
           <w:sz w:val="20"/>
           <w:szCs w:val="20"/>
         </w:rPr>
-        <w:t xml:space="preserve">Зураг 8.2 — Naive алгоритм дахь детерминист deadlock, яг илрэх мөчид t=11мс (бүх philosopher hungry, зүүн fork-оо барьсан, улаан хүрээтэй)</w:t>
+        <w:t>Зураг 8.2 — Naive алгоритм дахь детерминист deadlock, UI-ийн эцсийн төлөв: бүх philosopher hungry, зүүн fork-оо барьсан (fork бүр улбар), улаан хүрээтэй, DEADLOCK баннертай</w:t>
       </w:r>
     </w:p>
     <w:p>
@@ -2882,7 +3406,7 @@
           <w:sz w:val="22"/>
           <w:szCs w:val="22"/>
         </w:rPr>
-        <w:t xml:space="preserve">Naive хувилбарыг зориудаар нэмж, deadlock-ыг зөвхөн онолын тайлбараар бус, бодит хэмжилтээр (Хүснэгт 7.1-ийн 2-р мөр, Зураг 8.2) харуулсан. Хэмжсэн утга (meals=[0,0,0,0,0], 3/3 туршилтад deadlock илэрсэн) нь онолын урьдчилсан таамаглалтай (circular wait → deadlock) нийцэж байна. Deadlock илрэх t-утга (Зураг 8.2-т t=11мс, Хавсралт В-ийн жишээ логт t=10мс) ажиллагаа бүрт OS-ийн thread scheduling-ийн улмаас хэдхэн мс-ээр хэлбэлздэг ч илрэлтийн зарчим тогтвортой давтагдсан.</w:t>
+        <w:t>Naive хувилбарыг зориудаар нэмж, deadlock-ыг зөвхөн онолын тайлбараар бус, бодит хэмжилтээр (Хүснэгт 7.1-ийн 2-р мөр, Зураг 8.2) харуулсан. Хэмжсэн утга (meals=[0,0,0,0,0], 3/3 туршилтад deadlock илэрсэн) нь онолын урьдчилсан таамаглалтай (circular wait → deadlock) нийцэж байна. Deadlock илрэх t-утга (Зураг 8.2 болон Хавсралт В-ийн жишээ логт t≈10-11мс) ажиллагаа бүрт OS-ийн thread scheduling-ийн улмаас хэдхэн мс-ээр хэлбэлздэг ч илрэлтийн зарчим тогтвортой давтагдсан.</w:t>
       </w:r>
     </w:p>
     <w:p>
@@ -2956,7 +3480,7 @@
           <w:sz w:val="22"/>
           <w:szCs w:val="22"/>
         </w:rPr>
-        <w:t xml:space="preserve">Энэхүү ажлаар Dining-Philosophers Problem-ийг C/pthread дээр хоёр алгоритмаар (monitor, naive) хэрэгжүүлж, инвариант-суурьтай болон тоон шалгалтаар monitor хувилбарын deadlock-гүй ажиллагааг, naive хувилбарын тогтвортой давтагддаг deadlock-ыг харуулсан. Шалгасан тохиргоонуудад (n=2, 5, 64) инвариант зөрчигдөөгүй, ThreadSanitizer, valgrind тухайн ажиллагаанд race condition, санах ойн алдагдал илрүүлээгүй, 16/16 автомат шалгалт амжилттай дууссан нь хэрэгжилтийн зөв ажиллагааг нотолж байна — гэхдээ эдгээр нь шалгалт (testing), албан ёсны баталгаажуулалт (formal verification) биш тул race condition байхгүй гэдгийг 100% баталгаажуулдаггүй, зөвхөн тухайн ажиллагаанд илрээгүйг л харуулдаг. Эндээс monitor-ийн сурах бичигт заасан онолын шинж чанар (deadlock-гүй, mutual exclusion хангагдсан; starvation онолын хувьд боломжтой ч манай туршилтад ажиглагдаагүй) практикт тохирч байгааг дүгнэж болно.</w:t>
+        <w:t>Энэхүү ажлаар Dining-Philosophers Problem-ийг C/pthread дээр хоёр алгоритмаар (monitor, naive) хэрэгжүүлж, инвариант-суурьтай болон тоон шалгалтаар monitor хувилбарын deadlock-гүй ажиллагааг, naive хувилбарын тогтвортой давтагддаг deadlock-ыг харуулсан. Шалгасан тохиргоонуудад (n=2, 5, 64) инвариант зөрчигдөөгүй, ThreadSanitizer, valgrind тухайн ажиллагаанд race condition, санах ойн алдагдал илрүүлээгүй, 19/19 автомат шалгалт амжилттай дууссан нь хэрэгжилтийн зөв ажиллагааг нотолж байна — гэхдээ эдгээр нь шалгалт (testing), албан ёсны баталгаажуулалт (formal verification) биш тул race condition байхгүй гэдгийг 100% баталгаажуулдаггүй, зөвхөн тухайн ажиллагаанд илрээгүйг л харуулдаг. Эндээс monitor-ийн сурах бичигт заасан онолын шинж чанар (deadlock-гүй, mutual exclusion хангагдсан; starvation онолын хувьд боломжтой ч манай туршилтад ажиглагдаагүй) практикт тохирч байгааг дүгнэж болно.</w:t>
       </w:r>
     </w:p>
     <w:p>
@@ -3719,6 +4243,124 @@
     </w:tbl>
     <w:p>
       <w:pPr>
+        <w:spacing w:after="160" w:line="360" w:lineRule="auto"/>
+        <w:jc w:val="both"/>
+      </w:pPr>
+      <w:r>
+        <w:rPr>
+          <w:rFonts w:ascii="Calibri" w:cs="Calibri" w:eastAsia="Calibri" w:hAnsi="Calibri"/>
+          <w:i/>
+          <w:iCs/>
+          <w:sz w:val="22"/>
+          <w:szCs w:val="22"/>
+        </w:rPr>
+        <w:t xml:space="preserve">Дээрх хуваарилалтыг GitHub репозиторийн бодит commit түүхээр баталгаажуулав — `git log --format='%an | %s' --reverse`-ийн шууд гаралт (shutis_logo болон энэ шүүмжийн засваруудаас ӨМНӨХ commit-үүд):</w:t>
+      </w:r>
+    </w:p>
+    <w:p>
+      <w:pPr>
+        <w:shd w:fill="F0F0F0" w:val="clear"/>
+        <w:spacing w:after="120" w:before="120" w:line="240" w:lineRule="auto"/>
+      </w:pPr>
+      <w:r>
+        <w:rPr>
+          <w:rFonts w:ascii="Consolas" w:cs="Consolas" w:eastAsia="Consolas" w:hAnsi="Consolas"/>
+          <w:sz w:val="16"/>
+          <w:szCs w:val="16"/>
+        </w:rPr>
+        <w:t xml:space="preserve">Г. Сэлэнгэ | Initial project skeleton</w:t>
+      </w:r>
+      <w:r>
+        <w:rPr>
+          <w:rFonts w:ascii="Consolas" w:cs="Consolas" w:eastAsia="Consolas" w:hAnsi="Consolas"/>
+          <w:sz w:val="16"/>
+          <w:szCs w:val="16"/>
+        </w:rPr>
+        <w:br/>
+        <w:t xml:space="preserve">Г. Сэлэнгэ | Add core algorithm (monitor/naive) and build config</w:t>
+      </w:r>
+      <w:r>
+        <w:rPr>
+          <w:rFonts w:ascii="Consolas" w:cs="Consolas" w:eastAsia="Consolas" w:hAnsi="Consolas"/>
+          <w:sz w:val="16"/>
+          <w:szCs w:val="16"/>
+        </w:rPr>
+        <w:br/>
+        <w:t xml:space="preserve">Ч. Гантогтох | Add UI server (/run endpoint, параметр шалгалт)</w:t>
+      </w:r>
+      <w:r>
+        <w:rPr>
+          <w:rFonts w:ascii="Consolas" w:cs="Consolas" w:eastAsia="Consolas" w:hAnsi="Consolas"/>
+          <w:sz w:val="16"/>
+          <w:szCs w:val="16"/>
+        </w:rPr>
+        <w:br/>
+        <w:t xml:space="preserve">skabayaraa | Add frontend UI and state-diagram model</w:t>
+      </w:r>
+      <w:r>
+        <w:rPr>
+          <w:rFonts w:ascii="Consolas" w:cs="Consolas" w:eastAsia="Consolas" w:hAnsi="Consolas"/>
+          <w:sz w:val="16"/>
+          <w:szCs w:val="16"/>
+        </w:rPr>
+        <w:br/>
+        <w:t xml:space="preserve">TogoteCode | Add files via upload</w:t>
+      </w:r>
+      <w:r>
+        <w:rPr>
+          <w:rFonts w:ascii="Consolas" w:cs="Consolas" w:eastAsia="Consolas" w:hAnsi="Consolas"/>
+          <w:sz w:val="16"/>
+          <w:szCs w:val="16"/>
+        </w:rPr>
+        <w:br/>
+        <w:t xml:space="preserve">TogoteCode | Delete BD1_Report (2).docx</w:t>
+      </w:r>
+      <w:r>
+        <w:rPr>
+          <w:rFonts w:ascii="Consolas" w:cs="Consolas" w:eastAsia="Consolas" w:hAnsi="Consolas"/>
+          <w:sz w:val="16"/>
+          <w:szCs w:val="16"/>
+        </w:rPr>
+        <w:br/>
+        <w:t xml:space="preserve">TogoteCode | Delete BD1_Manual (1) (1).docx</w:t>
+      </w:r>
+      <w:r>
+        <w:rPr>
+          <w:rFonts w:ascii="Consolas" w:cs="Consolas" w:eastAsia="Consolas" w:hAnsi="Consolas"/>
+          <w:sz w:val="16"/>
+          <w:szCs w:val="16"/>
+        </w:rPr>
+        <w:br/>
+        <w:t xml:space="preserve">Tuguldur Erdenebayar B241940019 | Тайлан болон manual нэмлээ</w:t>
+      </w:r>
+      <w:r>
+        <w:rPr>
+          <w:rFonts w:ascii="Consolas" w:cs="Consolas" w:eastAsia="Consolas" w:hAnsi="Consolas"/>
+          <w:sz w:val="16"/>
+          <w:szCs w:val="16"/>
+        </w:rPr>
+        <w:br/>
+        <w:t xml:space="preserve">Э. Төгөлдөр | Add tests, final report/manual (fix filenames, add PDFs and figures)</w:t>
+      </w:r>
+    </w:p>
+    <w:p>
+      <w:pPr>
+        <w:spacing w:after="160" w:line="360" w:lineRule="auto"/>
+        <w:jc w:val="both"/>
+      </w:pPr>
+      <w:r>
+        <w:rPr>
+          <w:rFonts w:ascii="Calibri" w:cs="Calibri" w:eastAsia="Calibri" w:hAnsi="Calibri"/>
+          <w:i/>
+          <w:iCs/>
+          <w:sz w:val="22"/>
+          <w:szCs w:val="22"/>
+        </w:rPr>
+        <w:t>Тэмдэглэл: "skabayaraa", "TogoteCode", "Tuguldur Erdenebayar B241940019" нь GitHub-ийн хэрэглэгчийн нэр/commit author талбарт гарсан хэлбэрээр (git config-оор тохируулсан нэрээрээ) — тус тус Э. Энхсаруул, Э. Төгөлдөр нарын commit мөн. Энэхүү жагсаалт нь гадаад шүүмжийн Suggestion #7-г хангана (Хавсралт Г); шүүмжийн дараах (энэ тайлан, Manual, UI-ийн засвар) commit-ууд push хийгдсэний дараа энд нэмж шинэчлэгдэнэ.</w:t>
+      </w:r>
+    </w:p>
+    <w:p>
+      <w:pPr>
         <w:spacing w:before="200"/>
       </w:pPr>
     </w:p>
@@ -4234,7 +4876,63 @@
           <w:sz w:val="16"/>
           <w:szCs w:val="16"/>
         </w:rPr>
-        <w:t xml:space="preserve">== 1) build ===========================================</w:t>
+        <w:t>== 1) build ===========================================</w:t>
+        <w:br/>
+        <w:t xml:space="preserve">  OK  build/dp compile хийгдлээ</w:t>
+        <w:br/>
+        <w:t>== 2) model.js unit тест ===============================</w:t>
+        <w:br/>
+        <w:t xml:space="preserve">  OK  test_model.js бүх шалгалт давсан</w:t>
+        <w:br/>
+        <w:t>== 3) интеграц -- monitor, инвариант ба min-meals ======</w:t>
+        <w:br/>
+        <w:t xml:space="preserve">  OK  monitor: инвариант хангасан, бүгд дор хаяж 3 удаа идсэн</w:t>
+        <w:br/>
+        <w:t>== 4) интеграц -- naive, deadlock ======================</w:t>
+        <w:br/>
+        <w:t xml:space="preserve">  OK  naive: гарах код 3 (deadlock)</w:t>
+        <w:br/>
+        <w:t xml:space="preserve">  OK  naive: инвариант хангасан, deadlock илэрсэн</w:t>
+        <w:br/>
+        <w:t>== 5) захын тохиолдол -- n=2, n=64 ======================</w:t>
+        <w:br/>
+        <w:t xml:space="preserve">  OK  n=2 (хамгийн бага) инвариант хангасан</w:t>
+        <w:br/>
+        <w:t xml:space="preserve">  OK  n=64 (хамгийн их) инвариант хангасан</w:t>
+        <w:br/>
+        <w:t>== 6) буруу аргумент зөв мэдээлдэг эсэх ================</w:t>
+        <w:br/>
+        <w:t xml:space="preserve">  OK  буруу аргументад гарах код 2, ойлгомжтой алдааны мессежтэй</w:t>
+        <w:br/>
+        <w:t>== 7) UI сервер =========================================</w:t>
+        <w:br/>
+        <w:t xml:space="preserve">  OK  сервер /health хариулж байна</w:t>
+        <w:br/>
+        <w:t xml:space="preserve">  OK  сервер / -ээс index.html хариулж байна</w:t>
+        <w:br/>
+        <w:t xml:space="preserve">  OK  сервер /run эхний event нь config</w:t>
+        <w:br/>
+        <w:t xml:space="preserve">  OK  сервер буруу параметрт 400/errors буцаасан</w:t>
+        <w:br/>
+        <w:t xml:space="preserve">  OK  сервер 'n=--5' маягийн буруу тоог унахгүйгээр 400 буцаасан</w:t>
+        <w:br/>
+        <w:t xml:space="preserve">  OK  сервер буруу оролтын дараа ч амьд хэвээр</w:t>
+        <w:br/>
+        <w:t xml:space="preserve">  OK  сервер: гадны Host/Origin-той /run 403, өөрийн Origin 200</w:t>
+        <w:br/>
+        <w:t xml:space="preserve">  OK  сервер: Stop (холболт тасрах) дараа slot чөлөөлөгдөж, 5 дахь хүсэлт 429 авахгүй</w:t>
+        <w:br/>
+        <w:t xml:space="preserve">  OK  сервер: disconnect хийсэн dp процессууд бүгд зогссон (leak байхгүй)</w:t>
+        <w:br/>
+        <w:t>== 8) ThreadSanitizer (боломжтой бол, monitor ба naive хоёулаа) ==</w:t>
+        <w:br/>
+        <w:t xml:space="preserve">  OK  ThreadSanitizer (monitor): race condition илрээгүй</w:t>
+        <w:br/>
+        <w:t xml:space="preserve">  OK  ThreadSanitizer (naive): race condition илрээгүй</w:t>
+        <w:br/>
+        <w:t>========================================================</w:t>
+        <w:br/>
+        <w:t>Нийт: 19 OK, 0 FAIL</w:t>
       </w:r>
       <w:r>
         <w:rPr>
@@ -4242,8 +4940,6 @@
           <w:sz w:val="16"/>
           <w:szCs w:val="16"/>
         </w:rPr>
-        <w:br/>
-        <w:t xml:space="preserve">  OK  build/dp compile хийгдлээ</w:t>
       </w:r>
       <w:r>
         <w:rPr>
@@ -4251,8 +4947,6 @@
           <w:sz w:val="16"/>
           <w:szCs w:val="16"/>
         </w:rPr>
-        <w:br/>
-        <w:t xml:space="preserve">== 2) model.js unit тест ===============================</w:t>
       </w:r>
       <w:r>
         <w:rPr>
@@ -4260,8 +4954,6 @@
           <w:sz w:val="16"/>
           <w:szCs w:val="16"/>
         </w:rPr>
-        <w:br/>
-        <w:t xml:space="preserve">  OK  test_model.js бүх шалгалт давсан</w:t>
       </w:r>
       <w:r>
         <w:rPr>
@@ -4269,8 +4961,6 @@
           <w:sz w:val="16"/>
           <w:szCs w:val="16"/>
         </w:rPr>
-        <w:br/>
-        <w:t xml:space="preserve">== 3) интеграц -- monitor, инвариант ба min-meals ======</w:t>
       </w:r>
       <w:r>
         <w:rPr>
@@ -4278,8 +4968,6 @@
           <w:sz w:val="16"/>
           <w:szCs w:val="16"/>
         </w:rPr>
-        <w:br/>
-        <w:t xml:space="preserve">  OK  monitor: инвариант хангасан, бүгд дор хаяж 3 удаа идсэн</w:t>
       </w:r>
       <w:r>
         <w:rPr>
@@ -4287,8 +4975,6 @@
           <w:sz w:val="16"/>
           <w:szCs w:val="16"/>
         </w:rPr>
-        <w:br/>
-        <w:t xml:space="preserve">== 4) интеграц -- naive, deadlock ======================</w:t>
       </w:r>
       <w:r>
         <w:rPr>
@@ -4296,8 +4982,6 @@
           <w:sz w:val="16"/>
           <w:szCs w:val="16"/>
         </w:rPr>
-        <w:br/>
-        <w:t xml:space="preserve">  OK  naive: гарах код 3 (deadlock)</w:t>
       </w:r>
       <w:r>
         <w:rPr>
@@ -4305,8 +4989,6 @@
           <w:sz w:val="16"/>
           <w:szCs w:val="16"/>
         </w:rPr>
-        <w:br/>
-        <w:t xml:space="preserve">  OK  naive: инвариант хангасан, deadlock илэрсэн</w:t>
       </w:r>
       <w:r>
         <w:rPr>
@@ -4314,8 +4996,6 @@
           <w:sz w:val="16"/>
           <w:szCs w:val="16"/>
         </w:rPr>
-        <w:br/>
-        <w:t xml:space="preserve">== 5) захын тохиолдол -- n=2, n=64 ======================</w:t>
       </w:r>
       <w:r>
         <w:rPr>
@@ -4323,8 +5003,6 @@
           <w:sz w:val="16"/>
           <w:szCs w:val="16"/>
         </w:rPr>
-        <w:br/>
-        <w:t xml:space="preserve">  OK  n=2 (хамгийн бага) инвариант хангасан</w:t>
       </w:r>
       <w:r>
         <w:rPr>
@@ -4332,8 +5010,6 @@
           <w:sz w:val="16"/>
           <w:szCs w:val="16"/>
         </w:rPr>
-        <w:br/>
-        <w:t xml:space="preserve">  OK  n=64 (хамгийн их) инвариант хангасан</w:t>
       </w:r>
       <w:r>
         <w:rPr>
@@ -4341,8 +5017,6 @@
           <w:sz w:val="16"/>
           <w:szCs w:val="16"/>
         </w:rPr>
-        <w:br/>
-        <w:t xml:space="preserve">== 6) буруу аргумент зөв мэдээлдэг эсэх ================</w:t>
       </w:r>
       <w:r>
         <w:rPr>
@@ -4350,8 +5024,6 @@
           <w:sz w:val="16"/>
           <w:szCs w:val="16"/>
         </w:rPr>
-        <w:br/>
-        <w:t xml:space="preserve">  OK  буруу аргументад гарах код 2, ойлгомжтой алдааны мессежтэй</w:t>
       </w:r>
       <w:r>
         <w:rPr>
@@ -4359,8 +5031,6 @@
           <w:sz w:val="16"/>
           <w:szCs w:val="16"/>
         </w:rPr>
-        <w:br/>
-        <w:t xml:space="preserve">== 7) UI сервер =========================================</w:t>
       </w:r>
       <w:r>
         <w:rPr>
@@ -4368,8 +5038,6 @@
           <w:sz w:val="16"/>
           <w:szCs w:val="16"/>
         </w:rPr>
-        <w:br/>
-        <w:t xml:space="preserve">  OK  сервер /health хариулж байна</w:t>
       </w:r>
       <w:r>
         <w:rPr>
@@ -4377,8 +5045,6 @@
           <w:sz w:val="16"/>
           <w:szCs w:val="16"/>
         </w:rPr>
-        <w:br/>
-        <w:t xml:space="preserve">  OK  сервер / -ээс index.html хариулж байна</w:t>
       </w:r>
       <w:r>
         <w:rPr>
@@ -4386,8 +5052,6 @@
           <w:sz w:val="16"/>
           <w:szCs w:val="16"/>
         </w:rPr>
-        <w:br/>
-        <w:t xml:space="preserve">  OK  сервер /run эхний event нь config</w:t>
       </w:r>
       <w:r>
         <w:rPr>
@@ -4395,8 +5059,6 @@
           <w:sz w:val="16"/>
           <w:szCs w:val="16"/>
         </w:rPr>
-        <w:br/>
-        <w:t xml:space="preserve">  OK  сервер буруу параметрт 400/errors буцаасан</w:t>
       </w:r>
       <w:r>
         <w:rPr>
@@ -4404,8 +5066,6 @@
           <w:sz w:val="16"/>
           <w:szCs w:val="16"/>
         </w:rPr>
-        <w:br/>
-        <w:t xml:space="preserve">  OK  сервер 'n=--5' маягийн буруу тоог унахгүйгээр 400 буцаасан</w:t>
       </w:r>
       <w:r>
         <w:rPr>
@@ -4413,8 +5073,6 @@
           <w:sz w:val="16"/>
           <w:szCs w:val="16"/>
         </w:rPr>
-        <w:br/>
-        <w:t xml:space="preserve">  OK  сервер буруу оролтын дараа ч амьд хэвээр</w:t>
       </w:r>
       <w:r>
         <w:rPr>
@@ -4422,8 +5080,6 @@
           <w:sz w:val="16"/>
           <w:szCs w:val="16"/>
         </w:rPr>
-        <w:br/>
-        <w:t xml:space="preserve">== 8) ThreadSanitizer (боломжтой бол, monitor ба naive хоёулаа) ==</w:t>
       </w:r>
       <w:r>
         <w:rPr>
@@ -4431,8 +5087,6 @@
           <w:sz w:val="16"/>
           <w:szCs w:val="16"/>
         </w:rPr>
-        <w:br/>
-        <w:t xml:space="preserve">  OK  ThreadSanitizer (monitor): race condition илрээгүй</w:t>
       </w:r>
       <w:r>
         <w:rPr>
@@ -4440,8 +5094,6 @@
           <w:sz w:val="16"/>
           <w:szCs w:val="16"/>
         </w:rPr>
-        <w:br/>
-        <w:t xml:space="preserve">  OK  ThreadSanitizer (naive): race condition илрээгүй</w:t>
       </w:r>
       <w:r>
         <w:rPr>
@@ -4449,8 +5101,6 @@
           <w:sz w:val="16"/>
           <w:szCs w:val="16"/>
         </w:rPr>
-        <w:br/>
-        <w:t xml:space="preserve">========================================================</w:t>
       </w:r>
       <w:r>
         <w:rPr>
@@ -4458,8 +5108,20 @@
           <w:sz w:val="16"/>
           <w:szCs w:val="16"/>
         </w:rPr>
-        <w:br/>
-        <w:t xml:space="preserve">Нийт: 16 OK, 0 FAIL</w:t>
+      </w:r>
+      <w:r>
+        <w:rPr>
+          <w:rFonts w:ascii="Consolas" w:cs="Consolas" w:eastAsia="Consolas" w:hAnsi="Consolas"/>
+          <w:sz w:val="16"/>
+          <w:szCs w:val="16"/>
+        </w:rPr>
+      </w:r>
+      <w:r>
+        <w:rPr>
+          <w:rFonts w:ascii="Consolas" w:cs="Consolas" w:eastAsia="Consolas" w:hAnsi="Consolas"/>
+          <w:sz w:val="16"/>
+          <w:szCs w:val="16"/>
+        </w:rPr>
       </w:r>
     </w:p>
     <w:p>
@@ -4491,7 +5153,7 @@
           <w:sz w:val="22"/>
           <w:szCs w:val="22"/>
         </w:rPr>
-        <w:t xml:space="preserve">Доорх лог нь Хүснэгт 7.1-ийн 2-р мөрийн тохиргоотой (naive, n=5, think=0, eat=300-600мс, grab-delay=300мс, seed=1) ./build/dp-г шууд ажиллуулж авсан бодит, засваргүй гаралт (ev_lock-ын засвар, final_hungry_wait_ms талбар нэмэгдсэний дараах хувилбар). Зураг 8.2 нь UI-аар тусад нь авсан өөр нэг ажиллагаа тул t-утгууд (илрэлт: Хавсралт В-ийн лог t=10мс, Зураг 8.2 t=11мс) бага зэрэг ялгаатай — энэ нь OS-ийн thread scheduling-ийн нөлөөгөөр тайлбарлагдана; гэхдээ үр дүн (бүрэн deadlock, meals=[0,0,0,0,0], бүх philosopher дуусах мөчдөө ХЭВЭЭР hungry) хоёр ажиллагаанд ч ижил, тогтвортой давтагдсан. Анхаарах нь: deadlock илэрсний дараах сүүлийн таван "state" мөрөнд fork-ийн эзэмшил -1 болж харагдах нь philosopher дахин оролдож амжсан хэрэг БИШ — энэ бол main() stop_flag тавьсны дараа грэйсфул (graceful) унтрах зорилгоор trylock-ын давталтаас гарч, эзэмшсэн fork-оо суллах цэвэрлэгээ (cleanup) бөгөөд state нь HUNGRY хэвээр, нэг ч philosopher хэзээ ч THINKING/EATING рүү шилжээгүй.</w:t>
+        <w:t>Доорх лог нь Хүснэгт 7.1-ийн 2-р мөрийн тохиргоотой (naive, n=5, think=0, eat=300-600мс, grab-delay=300мс, seed=1) ./build/dp-г шууд ажиллуулж авсан бодит, засваргүй гаралт (ev_lock-ын засвар, final_hungry_wait_ms талбар нэмэгдсэний дараах хувилбар). Зураг 8.2 нь UI-аар тусад нь авсан өөр нэг ажиллагаа тул t-утгууд (илрэлт: Хавсралт В-ийн лог t=10мс, Зураг 8.2 t≈10мс) бага зэрэг ялгаатай — энэ нь OS-ийн thread scheduling-ийн нөлөөгөөр тайлбарлагдана; гэхдээ үр дүн (бүрэн deadlock, meals=[0,0,0,0,0], бүх philosopher дуусах мөчдөө ХЭВЭЭР hungry) хоёр ажиллагаанд ч ижил, тогтвортой давтагдсан. Анхаарах нь: deadlock илэрсний дараах сүүлийн таван "state" мөрөнд fork-ийн эзэмшил -1 болж харагдах нь philosopher дахин оролдож амжсан хэрэг БИШ — энэ бол main() stop_flag тавьсны дараа грэйсфул (graceful) унтрах зорилгоор trylock-ын давталтаас гарч, эзэмшсэн fork-оо суллах цэвэрлэгээ (cleanup) бөгөөд state нь HUNGRY хэвээр, нэг ч philosopher хэзээ ч THINKING/EATING рүү шилжээгүй.</w:t>
       </w:r>
     </w:p>
     <w:p>
@@ -4706,9 +5368,1250 @@
         <w:t xml:space="preserve">{"type":"end","t":15,"reason":"deadlock","meals":[0,0,0,0,0],"avg_wait_ms":[0.0,0.0,0.0,0.0,0.0],"max_wait_ms":[15,15,15,15,15],"final_hungry_wait_ms":[15,15,15,15,15]}</w:t>
       </w:r>
     </w:p>
+    <w:p>
+      <w:pPr>
+        <w:spacing w:after="160" w:before="400"/>
+        <w:jc w:val="center"/>
+      </w:pPr>
+      <w:r>
+        <w:rPr>
+          <w:rFonts w:ascii="Calibri" w:cs="Calibri" w:eastAsia="Calibri" w:hAnsi="Calibri"/>
+          <w:b/>
+          <w:bCs/>
+          <w:sz w:val="24"/>
+          <w:szCs w:val="24"/>
+        </w:rPr>
+        <w:t xml:space="preserve">Хавсралт Г — Гадаад шүүмжид өгсөн хариу (Reviewer Responses)</w:t>
+      </w:r>
+    </w:p>
+    <w:p>
+      <w:pPr>
+        <w:spacing w:after="160" w:line="360" w:lineRule="auto"/>
+        <w:jc w:val="both"/>
+      </w:pPr>
+      <w:r>
+        <w:rPr>
+          <w:rFonts w:ascii="Calibri" w:cs="Calibri" w:eastAsia="Calibri" w:hAnsi="Calibri"/>
+          <w:sz w:val="22"/>
+          <w:szCs w:val="22"/>
+        </w:rPr>
+        <w:t xml:space="preserve">Төслийг гадны шүүмжлэгч татаж ажиллуулж (build, 16/16 автомат тест, UI), эх кодоор нь шалгасны үндсэн дээр санал хүргүүлсэн. Доорх хүснэгтэд тэдгээр Priority/Асуудал бүрт авсан арга хэмжээг нэг бүрчлэн тэмдэглэв.</w:t>
+      </w:r>
+    </w:p>
+    <w:p>
+      <w:pPr>
+        <w:spacing w:after="60" w:before="160" w:line="240" w:lineRule="auto"/>
+        <w:jc w:val="right"/>
+      </w:pPr>
+      <w:r>
+        <w:rPr>
+          <w:rFonts w:ascii="Calibri" w:cs="Calibri" w:eastAsia="Calibri" w:hAnsi="Calibri"/>
+          <w:sz w:val="20"/>
+          <w:szCs w:val="20"/>
+        </w:rPr>
+        <w:t xml:space="preserve">Хүснэгт Г.1 — Шүүмжийн асуудал тус бүрт авсан арга хэмжээ</w:t>
+      </w:r>
+    </w:p>
+    <w:tbl>
+      <w:tblPr>
+        <w:tblW w:type="dxa" w:w="11300"/>
+        <w:tblBorders>
+          <w:top w:val="single" w:color="auto" w:sz="4"/>
+          <w:left w:val="single" w:color="auto" w:sz="4"/>
+          <w:bottom w:val="single" w:color="auto" w:sz="4"/>
+          <w:right w:val="single" w:color="auto" w:sz="4"/>
+          <w:insideH w:val="single" w:color="auto" w:sz="4"/>
+          <w:insideV w:val="single" w:color="auto" w:sz="4"/>
+        </w:tblBorders>
+      </w:tblPr>
+      <w:tblGrid>
+        <w:gridCol w:w="700"/>
+        <w:gridCol w:w="1500"/>
+        <w:gridCol w:w="4000"/>
+        <w:gridCol w:w="5100"/>
+      </w:tblGrid>
+      <w:tr>
+        <w:trPr>
+          <w:tblHeader/>
+        </w:trPr>
+        <w:tc>
+          <w:tcPr>
+            <w:tcW w:type="dxa" w:w="700"/>
+            <w:shd w:fill="D9D9D9" w:val="clear"/>
+            <w:tcMar>
+              <w:top w:type="dxa" w:w="60"/>
+              <w:left w:type="dxa" w:w="100"/>
+              <w:bottom w:type="dxa" w:w="60"/>
+              <w:right w:type="dxa" w:w="100"/>
+            </w:tcMar>
+          </w:tcPr>
+          <w:p>
+            <w:r>
+              <w:rPr>
+                <w:rFonts w:ascii="Calibri" w:cs="Calibri" w:eastAsia="Calibri" w:hAnsi="Calibri"/>
+                <w:b/>
+                <w:bCs/>
+                <w:sz w:val="20"/>
+                <w:szCs w:val="20"/>
+              </w:rPr>
+              <w:t xml:space="preserve">#</w:t>
+            </w:r>
+          </w:p>
+        </w:tc>
+        <w:tc>
+          <w:tcPr>
+            <w:tcW w:type="dxa" w:w="1500"/>
+            <w:shd w:fill="D9D9D9" w:val="clear"/>
+            <w:tcMar>
+              <w:top w:type="dxa" w:w="60"/>
+              <w:left w:type="dxa" w:w="100"/>
+              <w:bottom w:type="dxa" w:w="60"/>
+              <w:right w:type="dxa" w:w="100"/>
+            </w:tcMar>
+          </w:tcPr>
+          <w:p>
+            <w:r>
+              <w:rPr>
+                <w:rFonts w:ascii="Calibri" w:cs="Calibri" w:eastAsia="Calibri" w:hAnsi="Calibri"/>
+                <w:b/>
+                <w:bCs/>
+                <w:sz w:val="20"/>
+                <w:szCs w:val="20"/>
+              </w:rPr>
+              <w:t xml:space="preserve">Priority</w:t>
+            </w:r>
+          </w:p>
+        </w:tc>
+        <w:tc>
+          <w:tcPr>
+            <w:tcW w:type="dxa" w:w="4000"/>
+            <w:shd w:fill="D9D9D9" w:val="clear"/>
+            <w:tcMar>
+              <w:top w:type="dxa" w:w="60"/>
+              <w:left w:type="dxa" w:w="100"/>
+              <w:bottom w:type="dxa" w:w="60"/>
+              <w:right w:type="dxa" w:w="100"/>
+            </w:tcMar>
+          </w:tcPr>
+          <w:p>
+            <w:r>
+              <w:rPr>
+                <w:rFonts w:ascii="Calibri" w:cs="Calibri" w:eastAsia="Calibri" w:hAnsi="Calibri"/>
+                <w:b/>
+                <w:bCs/>
+                <w:sz w:val="20"/>
+                <w:szCs w:val="20"/>
+              </w:rPr>
+              <w:t xml:space="preserve">Асуудал</w:t>
+            </w:r>
+          </w:p>
+        </w:tc>
+        <w:tc>
+          <w:tcPr>
+            <w:tcW w:type="dxa" w:w="5100"/>
+            <w:shd w:fill="D9D9D9" w:val="clear"/>
+            <w:tcMar>
+              <w:top w:type="dxa" w:w="60"/>
+              <w:left w:type="dxa" w:w="100"/>
+              <w:bottom w:type="dxa" w:w="60"/>
+              <w:right w:type="dxa" w:w="100"/>
+            </w:tcMar>
+          </w:tcPr>
+          <w:p>
+            <w:r>
+              <w:rPr>
+                <w:rFonts w:ascii="Calibri" w:cs="Calibri" w:eastAsia="Calibri" w:hAnsi="Calibri"/>
+                <w:b/>
+                <w:bCs/>
+                <w:sz w:val="20"/>
+                <w:szCs w:val="20"/>
+              </w:rPr>
+              <w:t xml:space="preserve">Авсан арга хэмжээ</w:t>
+            </w:r>
+          </w:p>
+        </w:tc>
+      </w:tr>
+      <w:tr>
+        <w:tc>
+          <w:tcPr>
+            <w:tcW w:type="dxa" w:w="700"/>
+            <w:tcMar>
+              <w:top w:type="dxa" w:w="60"/>
+              <w:left w:type="dxa" w:w="100"/>
+              <w:bottom w:type="dxa" w:w="60"/>
+              <w:right w:type="dxa" w:w="100"/>
+            </w:tcMar>
+          </w:tcPr>
+          <w:p>
+            <w:r>
+              <w:rPr>
+                <w:rFonts w:ascii="Calibri" w:cs="Calibri" w:eastAsia="Calibri" w:hAnsi="Calibri"/>
+                <w:sz w:val="20"/>
+                <w:szCs w:val="20"/>
+              </w:rPr>
+              <w:t xml:space="preserve">1</w:t>
+            </w:r>
+          </w:p>
+        </w:tc>
+        <w:tc>
+          <w:tcPr>
+            <w:tcW w:type="dxa" w:w="1500"/>
+            <w:tcMar>
+              <w:top w:type="dxa" w:w="60"/>
+              <w:left w:type="dxa" w:w="100"/>
+              <w:bottom w:type="dxa" w:w="60"/>
+              <w:right w:type="dxa" w:w="100"/>
+            </w:tcMar>
+          </w:tcPr>
+          <w:p>
+            <w:r>
+              <w:rPr>
+                <w:rFonts w:ascii="Calibri" w:cs="Calibri" w:eastAsia="Calibri" w:hAnsi="Calibri"/>
+                <w:sz w:val="20"/>
+                <w:szCs w:val="20"/>
+              </w:rPr>
+              <w:t xml:space="preserve">Major</w:t>
+            </w:r>
+          </w:p>
+        </w:tc>
+        <w:tc>
+          <w:tcPr>
+            <w:tcW w:type="dxa" w:w="4000"/>
+            <w:tcMar>
+              <w:top w:type="dxa" w:w="60"/>
+              <w:left w:type="dxa" w:w="100"/>
+              <w:bottom w:type="dxa" w:w="60"/>
+              <w:right w:type="dxa" w:w="100"/>
+            </w:tcMar>
+          </w:tcPr>
+          <w:p>
+            <w:r>
+              <w:rPr>
+                <w:rFonts w:ascii="Calibri" w:cs="Calibri" w:eastAsia="Calibri" w:hAnsi="Calibri"/>
+                <w:sz w:val="20"/>
+                <w:szCs w:val="20"/>
+              </w:rPr>
+              <w:t xml:space="preserve">Stop дарсан ч dp процесс зогсдоггүй — холболт тасрахыг зөвхөн дараагийн event бичих үед мэддэг тул урт think хугацаанд процесс dur+10с хүртэл амьд үлдэж, 4 удаагийн Start/Stop дараа 5 дахь хүсэлт 429 авдаг.</w:t>
+            </w:r>
+          </w:p>
+        </w:tc>
+        <w:tc>
+          <w:tcPr>
+            <w:tcW w:type="dxa" w:w="5100"/>
+            <w:tcMar>
+              <w:top w:type="dxa" w:w="60"/>
+              <w:left w:type="dxa" w:w="100"/>
+              <w:bottom w:type="dxa" w:w="60"/>
+              <w:right w:type="dxa" w:w="100"/>
+            </w:tcMar>
+          </w:tcPr>
+          <w:p>
+            <w:r>
+              <w:rPr>
+                <w:rFonts w:ascii="Calibri" w:cs="Calibri" w:eastAsia="Calibri" w:hAnsi="Calibri"/>
+                <w:sz w:val="20"/>
+                <w:szCs w:val="20"/>
+              </w:rPr>
+              <w:t xml:space="preserve">ЗАССАН. server.py: proc.stdout-ыг тусдаа reader thread-ээр уншиж queue-д дамжуулна; гол thread нь 1 секунд тутамд ping мөр бичиж клиент амьд эсэхийг шалгана, тасарсан бол proc.kill() шууд дуудна. Регресс тест нэмэв: tests/run_tests.sh-д шүүмжийн яг дурдсан дарааллыг (4 удаа 1с-ийн дараа холболт таслах) давтаж, 5 дахь хүсэлт 429 авахгүй, dp процесс leak үлдэхгүйг баталгаажуулна (нийт тест 16→18).</w:t>
+            </w:r>
+          </w:p>
+        </w:tc>
+      </w:tr>
+      <w:tr>
+        <w:tc>
+          <w:tcPr>
+            <w:tcW w:type="dxa" w:w="700"/>
+            <w:tcMar>
+              <w:top w:type="dxa" w:w="60"/>
+              <w:left w:type="dxa" w:w="100"/>
+              <w:bottom w:type="dxa" w:w="60"/>
+              <w:right w:type="dxa" w:w="100"/>
+            </w:tcMar>
+          </w:tcPr>
+          <w:p>
+            <w:r>
+              <w:rPr>
+                <w:rFonts w:ascii="Calibri" w:cs="Calibri" w:eastAsia="Calibri" w:hAnsi="Calibri"/>
+                <w:sz w:val="20"/>
+                <w:szCs w:val="20"/>
+              </w:rPr>
+              <w:t xml:space="preserve">3</w:t>
+            </w:r>
+          </w:p>
+        </w:tc>
+        <w:tc>
+          <w:tcPr>
+            <w:tcW w:type="dxa" w:w="1500"/>
+            <w:tcMar>
+              <w:top w:type="dxa" w:w="60"/>
+              <w:left w:type="dxa" w:w="100"/>
+              <w:bottom w:type="dxa" w:w="60"/>
+              <w:right w:type="dxa" w:w="100"/>
+            </w:tcMar>
+          </w:tcPr>
+          <w:p>
+            <w:r>
+              <w:rPr>
+                <w:rFonts w:ascii="Calibri" w:cs="Calibri" w:eastAsia="Calibri" w:hAnsi="Calibri"/>
+                <w:sz w:val="20"/>
+                <w:szCs w:val="20"/>
+              </w:rPr>
+              <w:t xml:space="preserve">Minor</w:t>
+            </w:r>
+          </w:p>
+        </w:tc>
+        <w:tc>
+          <w:tcPr>
+            <w:tcW w:type="dxa" w:w="4000"/>
+            <w:tcMar>
+              <w:top w:type="dxa" w:w="60"/>
+              <w:left w:type="dxa" w:w="100"/>
+              <w:bottom w:type="dxa" w:w="60"/>
+              <w:right w:type="dxa" w:w="100"/>
+            </w:tcMar>
+          </w:tcPr>
+          <w:p>
+            <w:r>
+              <w:rPr>
+                <w:rFonts w:ascii="Calibri" w:cs="Calibri" w:eastAsia="Calibri" w:hAnsi="Calibri"/>
+                <w:sz w:val="20"/>
+                <w:szCs w:val="20"/>
+              </w:rPr>
+              <w:t xml:space="preserve">Seed нь зөвхөн хугацааны дарааллыг тогтоодог бол Manual "давтагдах" гэсэн хэллэг энэ ялгааг бүрэн тодруулаагүй.</w:t>
+            </w:r>
+          </w:p>
+        </w:tc>
+        <w:tc>
+          <w:tcPr>
+            <w:tcW w:type="dxa" w:w="5100"/>
+            <w:tcMar>
+              <w:top w:type="dxa" w:w="60"/>
+              <w:left w:type="dxa" w:w="100"/>
+              <w:bottom w:type="dxa" w:w="60"/>
+              <w:right w:type="dxa" w:w="100"/>
+            </w:tcMar>
+          </w:tcPr>
+          <w:p>
+            <w:r>
+              <w:rPr>
+                <w:rFonts w:ascii="Calibri" w:cs="Calibri" w:eastAsia="Calibri" w:hAnsi="Calibri"/>
+                <w:sz w:val="20"/>
+                <w:szCs w:val="20"/>
+              </w:rPr>
+              <w:t xml:space="preserve">ЗАССАН. Manual.docx-ийн 1.1-р хүснэгтийн Seed мөрийг "бодох/идэх хугацааны санамсаргүй дарааллыг л тогтооно (OS scheduling-ийг биш)" болгож тодруулж, доорх тэмдэглэлд дэлгэрэнгүй тайлбарыг хэвээр үлдээв. Report.docx-ийн 8-р хэсэгт энэ ялгаа анхнаасаа дэлгэрэнгүй бичигдсэн байсан.</w:t>
+            </w:r>
+          </w:p>
+        </w:tc>
+      </w:tr>
+      <w:tr>
+        <w:tc>
+          <w:tcPr>
+            <w:tcW w:type="dxa" w:w="700"/>
+            <w:tcMar>
+              <w:top w:type="dxa" w:w="60"/>
+              <w:left w:type="dxa" w:w="100"/>
+              <w:bottom w:type="dxa" w:w="60"/>
+              <w:right w:type="dxa" w:w="100"/>
+            </w:tcMar>
+          </w:tcPr>
+          <w:p>
+            <w:r>
+              <w:rPr>
+                <w:rFonts w:ascii="Calibri" w:cs="Calibri" w:eastAsia="Calibri" w:hAnsi="Calibri"/>
+                <w:sz w:val="20"/>
+                <w:szCs w:val="20"/>
+              </w:rPr>
+              <w:t xml:space="preserve">4</w:t>
+            </w:r>
+          </w:p>
+        </w:tc>
+        <w:tc>
+          <w:tcPr>
+            <w:tcW w:type="dxa" w:w="1500"/>
+            <w:tcMar>
+              <w:top w:type="dxa" w:w="60"/>
+              <w:left w:type="dxa" w:w="100"/>
+              <w:bottom w:type="dxa" w:w="60"/>
+              <w:right w:type="dxa" w:w="100"/>
+            </w:tcMar>
+          </w:tcPr>
+          <w:p>
+            <w:r>
+              <w:rPr>
+                <w:rFonts w:ascii="Calibri" w:cs="Calibri" w:eastAsia="Calibri" w:hAnsi="Calibri"/>
+                <w:sz w:val="20"/>
+                <w:szCs w:val="20"/>
+              </w:rPr>
+              <w:t xml:space="preserve">Minor</w:t>
+            </w:r>
+          </w:p>
+        </w:tc>
+        <w:tc>
+          <w:tcPr>
+            <w:tcW w:type="dxa" w:w="4000"/>
+            <w:tcMar>
+              <w:top w:type="dxa" w:w="60"/>
+              <w:left w:type="dxa" w:w="100"/>
+              <w:bottom w:type="dxa" w:w="60"/>
+              <w:right w:type="dxa" w:w="100"/>
+            </w:tcMar>
+          </w:tcPr>
+          <w:p>
+            <w:r>
+              <w:rPr>
+                <w:rFonts w:ascii="Calibri" w:cs="Calibri" w:eastAsia="Calibri" w:hAnsi="Calibri"/>
+                <w:sz w:val="20"/>
+                <w:szCs w:val="20"/>
+              </w:rPr>
+              <w:t xml:space="preserve">Event логоос аль fork авснаа ялгах боломжгүй (жишээ нь naive-д "P1 → hungry" хоёр удаа дараалж харагддаг).</w:t>
+            </w:r>
+          </w:p>
+        </w:tc>
+        <w:tc>
+          <w:tcPr>
+            <w:tcW w:type="dxa" w:w="5100"/>
+            <w:tcMar>
+              <w:top w:type="dxa" w:w="60"/>
+              <w:left w:type="dxa" w:w="100"/>
+              <w:bottom w:type="dxa" w:w="60"/>
+              <w:right w:type="dxa" w:w="100"/>
+            </w:tcMar>
+          </w:tcPr>
+          <w:p>
+            <w:r>
+              <w:rPr>
+                <w:rFonts w:ascii="Calibri" w:cs="Calibri" w:eastAsia="Calibri" w:hAnsi="Calibri"/>
+                <w:sz w:val="20"/>
+                <w:szCs w:val="20"/>
+              </w:rPr>
+              <w:t xml:space="preserve">ЗАССАН. model.js-ийн describeEvent() нь eating/hungry төлөвт аль fork(ууд)-ыг барьж байгааг нэмж бичдэг (жишээ: "P1 → eating (fork 1, fork 2 авсан)"), thinking төлөвт "fork-уудаа тавьсан" гэж тэмдэглэнэ.</w:t>
+            </w:r>
+          </w:p>
+        </w:tc>
+      </w:tr>
+      <w:tr>
+        <w:tc>
+          <w:tcPr>
+            <w:tcW w:type="dxa" w:w="700"/>
+            <w:tcMar>
+              <w:top w:type="dxa" w:w="60"/>
+              <w:left w:type="dxa" w:w="100"/>
+              <w:bottom w:type="dxa" w:w="60"/>
+              <w:right w:type="dxa" w:w="100"/>
+            </w:tcMar>
+          </w:tcPr>
+          <w:p>
+            <w:r>
+              <w:rPr>
+                <w:rFonts w:ascii="Calibri" w:cs="Calibri" w:eastAsia="Calibri" w:hAnsi="Calibri"/>
+                <w:sz w:val="20"/>
+                <w:szCs w:val="20"/>
+              </w:rPr>
+              <w:t xml:space="preserve">5</w:t>
+            </w:r>
+          </w:p>
+        </w:tc>
+        <w:tc>
+          <w:tcPr>
+            <w:tcW w:type="dxa" w:w="1500"/>
+            <w:tcMar>
+              <w:top w:type="dxa" w:w="60"/>
+              <w:left w:type="dxa" w:w="100"/>
+              <w:bottom w:type="dxa" w:w="60"/>
+              <w:right w:type="dxa" w:w="100"/>
+            </w:tcMar>
+          </w:tcPr>
+          <w:p>
+            <w:r>
+              <w:rPr>
+                <w:rFonts w:ascii="Calibri" w:cs="Calibri" w:eastAsia="Calibri" w:hAnsi="Calibri"/>
+                <w:sz w:val="20"/>
+                <w:szCs w:val="20"/>
+              </w:rPr>
+              <w:t xml:space="preserve">Minor</w:t>
+            </w:r>
+          </w:p>
+        </w:tc>
+        <w:tc>
+          <w:tcPr>
+            <w:tcW w:type="dxa" w:w="4000"/>
+            <w:tcMar>
+              <w:top w:type="dxa" w:w="60"/>
+              <w:left w:type="dxa" w:w="100"/>
+              <w:bottom w:type="dxa" w:w="60"/>
+              <w:right w:type="dxa" w:w="100"/>
+            </w:tcMar>
+          </w:tcPr>
+          <w:p>
+            <w:r>
+              <w:rPr>
+                <w:rFonts w:ascii="Calibri" w:cs="Calibri" w:eastAsia="Calibri" w:hAnsi="Calibri"/>
+                <w:sz w:val="20"/>
+                <w:szCs w:val="20"/>
+              </w:rPr>
+              <w:t xml:space="preserve">Хурд, алхам удирдах боломжгүй — Run бодит хугацаагаар л урсдаг.</w:t>
+            </w:r>
+          </w:p>
+        </w:tc>
+        <w:tc>
+          <w:tcPr>
+            <w:tcW w:type="dxa" w:w="5100"/>
+            <w:tcMar>
+              <w:top w:type="dxa" w:w="60"/>
+              <w:left w:type="dxa" w:w="100"/>
+              <w:bottom w:type="dxa" w:w="60"/>
+              <w:right w:type="dxa" w:w="100"/>
+            </w:tcMar>
+          </w:tcPr>
+          <w:p>
+            <w:r>
+              <w:rPr>
+                <w:rFonts w:ascii="Calibri" w:cs="Calibri" w:eastAsia="Calibri" w:hAnsi="Calibri"/>
+                <w:sz w:val="20"/>
+                <w:szCs w:val="20"/>
+              </w:rPr>
+              <w:t xml:space="preserve">ХЭСЭГЧИЛЭН. "Ажиллаж байна" гэсэн live индикатор нэмэгдэж, алхамчилсан Replay (◀ ▶ слайдер) хэвээр ажиллана. Auto-play/хурдны сонголт (1×/5×/10×) цаашдын сайжруулалт — энэ хувилбарт хэрэгжээгүй, дараагийн Биеэ даалтад тусгах төлөвлөгөөтэй.</w:t>
+            </w:r>
+          </w:p>
+        </w:tc>
+      </w:tr>
+      <w:tr>
+        <w:tc>
+          <w:tcPr>
+            <w:tcW w:type="dxa" w:w="700"/>
+            <w:tcMar>
+              <w:top w:type="dxa" w:w="60"/>
+              <w:left w:type="dxa" w:w="100"/>
+              <w:bottom w:type="dxa" w:w="60"/>
+              <w:right w:type="dxa" w:w="100"/>
+            </w:tcMar>
+          </w:tcPr>
+          <w:p>
+            <w:r>
+              <w:rPr>
+                <w:rFonts w:ascii="Calibri" w:cs="Calibri" w:eastAsia="Calibri" w:hAnsi="Calibri"/>
+                <w:sz w:val="20"/>
+                <w:szCs w:val="20"/>
+              </w:rPr>
+              <w:t xml:space="preserve">6</w:t>
+            </w:r>
+          </w:p>
+        </w:tc>
+        <w:tc>
+          <w:tcPr>
+            <w:tcW w:type="dxa" w:w="1500"/>
+            <w:tcMar>
+              <w:top w:type="dxa" w:w="60"/>
+              <w:left w:type="dxa" w:w="100"/>
+              <w:bottom w:type="dxa" w:w="60"/>
+              <w:right w:type="dxa" w:w="100"/>
+            </w:tcMar>
+          </w:tcPr>
+          <w:p>
+            <w:r>
+              <w:rPr>
+                <w:rFonts w:ascii="Calibri" w:cs="Calibri" w:eastAsia="Calibri" w:hAnsi="Calibri"/>
+                <w:sz w:val="20"/>
+                <w:szCs w:val="20"/>
+              </w:rPr>
+              <w:t xml:space="preserve">Suggestion</w:t>
+            </w:r>
+          </w:p>
+        </w:tc>
+        <w:tc>
+          <w:tcPr>
+            <w:tcW w:type="dxa" w:w="4000"/>
+            <w:tcMar>
+              <w:top w:type="dxa" w:w="60"/>
+              <w:left w:type="dxa" w:w="100"/>
+              <w:bottom w:type="dxa" w:w="60"/>
+              <w:right w:type="dxa" w:w="100"/>
+            </w:tcMar>
+          </w:tcPr>
+          <w:p>
+            <w:r>
+              <w:rPr>
+                <w:rFonts w:ascii="Calibri" w:cs="Calibri" w:eastAsia="Calibri" w:hAnsi="Calibri"/>
+                <w:sz w:val="20"/>
+                <w:szCs w:val="20"/>
+              </w:rPr>
+              <w:t xml:space="preserve">n өөрчлөхөд зөвхөн ширээ шинэчлэгддэг, бусад талбар шинэчлэгддэггүй.</w:t>
+            </w:r>
+          </w:p>
+        </w:tc>
+        <w:tc>
+          <w:tcPr>
+            <w:tcW w:type="dxa" w:w="5100"/>
+            <w:tcMar>
+              <w:top w:type="dxa" w:w="60"/>
+              <w:left w:type="dxa" w:w="100"/>
+              <w:bottom w:type="dxa" w:w="60"/>
+              <w:right w:type="dxa" w:w="100"/>
+            </w:tcMar>
+          </w:tcPr>
+          <w:p>
+            <w:r>
+              <w:rPr>
+                <w:rFonts w:ascii="Calibri" w:cs="Calibri" w:eastAsia="Calibri" w:hAnsi="Calibri"/>
+                <w:sz w:val="20"/>
+                <w:szCs w:val="20"/>
+              </w:rPr>
+              <w:t xml:space="preserve">Цаашид сайжруулах зүйл болгон тэмдэглэв — энэ хувилбарт хэрэгжээгүй.</w:t>
+            </w:r>
+          </w:p>
+        </w:tc>
+      </w:tr>
+      <w:tr>
+        <w:tc>
+          <w:tcPr>
+            <w:tcW w:type="dxa" w:w="700"/>
+            <w:tcMar>
+              <w:top w:type="dxa" w:w="60"/>
+              <w:left w:type="dxa" w:w="100"/>
+              <w:bottom w:type="dxa" w:w="60"/>
+              <w:right w:type="dxa" w:w="100"/>
+            </w:tcMar>
+          </w:tcPr>
+          <w:p>
+            <w:r>
+              <w:rPr>
+                <w:rFonts w:ascii="Calibri" w:cs="Calibri" w:eastAsia="Calibri" w:hAnsi="Calibri"/>
+                <w:sz w:val="20"/>
+                <w:szCs w:val="20"/>
+              </w:rPr>
+              <w:t xml:space="preserve">7</w:t>
+            </w:r>
+          </w:p>
+        </w:tc>
+        <w:tc>
+          <w:tcPr>
+            <w:tcW w:type="dxa" w:w="1500"/>
+            <w:tcMar>
+              <w:top w:type="dxa" w:w="60"/>
+              <w:left w:type="dxa" w:w="100"/>
+              <w:bottom w:type="dxa" w:w="60"/>
+              <w:right w:type="dxa" w:w="100"/>
+            </w:tcMar>
+          </w:tcPr>
+          <w:p>
+            <w:r>
+              <w:rPr>
+                <w:rFonts w:ascii="Calibri" w:cs="Calibri" w:eastAsia="Calibri" w:hAnsi="Calibri"/>
+                <w:sz w:val="20"/>
+                <w:szCs w:val="20"/>
+              </w:rPr>
+              <w:t xml:space="preserve">Suggestion</w:t>
+            </w:r>
+          </w:p>
+        </w:tc>
+        <w:tc>
+          <w:tcPr>
+            <w:tcW w:type="dxa" w:w="4000"/>
+            <w:tcMar>
+              <w:top w:type="dxa" w:w="60"/>
+              <w:left w:type="dxa" w:w="100"/>
+              <w:bottom w:type="dxa" w:w="60"/>
+              <w:right w:type="dxa" w:w="100"/>
+            </w:tcMar>
+          </w:tcPr>
+          <w:p>
+            <w:r>
+              <w:rPr>
+                <w:rFonts w:ascii="Calibri" w:cs="Calibri" w:eastAsia="Calibri" w:hAnsi="Calibri"/>
+                <w:sz w:val="20"/>
+                <w:szCs w:val="20"/>
+              </w:rPr>
+              <w:t xml:space="preserve">Хуваарилалтын хүснэгтэд commit/file баганыг git log-оор баталгаажуулаагүй.</w:t>
+            </w:r>
+          </w:p>
+        </w:tc>
+        <w:tc>
+          <w:tcPr>
+            <w:tcW w:type="dxa" w:w="5100"/>
+            <w:tcMar>
+              <w:top w:type="dxa" w:w="60"/>
+              <w:left w:type="dxa" w:w="100"/>
+              <w:bottom w:type="dxa" w:w="60"/>
+              <w:right w:type="dxa" w:w="100"/>
+            </w:tcMar>
+          </w:tcPr>
+          <w:p>
+            <w:r>
+              <w:rPr>
+                <w:rFonts w:ascii="Calibri" w:cs="Calibri" w:eastAsia="Calibri" w:hAnsi="Calibri"/>
+                <w:sz w:val="20"/>
+                <w:szCs w:val="20"/>
+              </w:rPr>
+              <w:t>ЗАССАН. Хавсралт А-д одоо байгаа (энэ шүүмжийн засваруудаас өмнөх) бүх commit-ийн жинхэнэ `git log --format='%an | %s'` гаралтыг бүрэн нэмсэн — 6 гишүүний commit бүгд GitHub дээр бодитоор харагдаж байгааг баталгаажуулна. Энэ шүүмжийн засвар (Stop-bug, UI, Manual/Report)-ийн commit-уудыг push хийсний дараа нэмж шинэчлэх л үлдлээ.</w:t>
+            </w:r>
+          </w:p>
+        </w:tc>
+      </w:tr>
+    </w:tbl>
+    <w:p>
+      <w:pPr>
+        <w:spacing w:after="160" w:line="360" w:lineRule="auto"/>
+        <w:jc w:val="both"/>
+      </w:pPr>
+      <w:r>
+        <w:rPr>
+          <w:rFonts w:ascii="Calibri" w:cs="Calibri" w:eastAsia="Calibri" w:hAnsi="Calibri"/>
+          <w:i/>
+          <w:iCs/>
+          <w:sz w:val="22"/>
+          <w:szCs w:val="22"/>
+        </w:rPr>
+        <w:t>Нэмэлтээр, УИ-ийн ерөнхий дизайныг (хийсвэр, ямар ч sync бус "ердийн web" мэт харагддаг гэсэн дотоод санал) сайжруулж: (1) philosopher/fork-ийн төлөв шилжилтийг instant биш, CSS transition-оор (≈0.3с) smooth болгов — SVG элементүүдийг event бүрт устгаж дахин зурахын оронд in-place шинэчилдэг болгосон тул hover/зураг тасрахгүй урсдаг (fork-ийн хөдөлгөөний нарийн алдааг доорх Хавсралт Д-ийн #А7-г үз); (2) толгой хэсэгт асуудлын тодорхой тайлбар (philosopher тоо, fork-ийн зөрчилдөөн, юу шалгаж буй) бичсэн hero хэсэг нэмж, "Ажиллаж байна"/"Зогссон" live төлөв харуулдаг индикатор нэмэв — ингэснээр хуудас нээхэд юуны тухай болохыг нэн даруй ойлгоход туслана. Дараа нь UI-г 5 алхамтай (Танилцуулга, Дүрэм, Deadlock, Шийдэл, Бодит туршилт) хичээлийн хэлбэрт шилжүүлсэн: эхний дөрвөн дэлгэцэд philosopher дээр дарж төлөв шилжүүлэх, "бүгд зүүн fork-оо авбал" алхам алхмаар deadlock үүсгэх (circular-wait сумтай), monitor шийдлийг алхам бүрийн тайлбартай ("Яг одоо" мөр, хоолны тооны bar) харуулах зэргээр асуудлыг ойлгуулдаг; сурах бичгийн алгоритм, dp.c, event формат, server.py-ийн /run хэвээр. Мөн ажиллагаа дууссаны дараа deadlock-ийн зураг fork-уудаа чөлөөтэй үзүүлж байсан (cleanup event) алдааг model.js-д засаж, unit тест нэмэв (26 → 30 passed).</w:t>
+      </w:r>
+    </w:p>
+    <w:p>
+      <w:pPr>
+        <w:spacing w:after="160" w:before="400"/>
+        <w:jc w:val="center"/>
+      </w:pPr>
+      <w:r>
+        <w:rPr>
+          <w:rFonts w:ascii="Calibri" w:cs="Calibri" w:eastAsia="Calibri" w:hAnsi="Calibri"/>
+          <w:b/>
+          <w:bCs/>
+          <w:sz w:val="24"/>
+          <w:szCs w:val="24"/>
+        </w:rPr>
+        <w:t xml:space="preserve">Хавсралт Д — Хоёрдугаар шалгалтын (@myk, 2026-10-27) хариу</w:t>
+      </w:r>
+    </w:p>
+    <w:p>
+      <w:pPr>
+        <w:spacing w:after="160" w:line="360" w:lineRule="auto"/>
+        <w:jc w:val="both"/>
+      </w:pPr>
+      <w:r>
+        <w:rPr>
+          <w:rFonts w:ascii="Calibri" w:cs="Calibri" w:eastAsia="Calibri" w:hAnsi="Calibri"/>
+          <w:sz w:val="22"/>
+          <w:szCs w:val="22"/>
+        </w:rPr>
+        <w:t>Нэгдүгээр шүүмжийн засваруудыг хөтөч дээр бодитоор ажиллуулж, нарийвчилсан дахин шалгалт хийсэн хоёр дахь шүүмж ирснийг энд тэмдэглэв. "Заавал засах" (А) ангиллын 1–7 зүйлд хариулав; "Сайжруулах" (Б) ангилал зөвхөн UI-ийн хэмжээний санал (hero хэмжээ, hover дохио, fork-ийн дүрс гэх мэт ~10 санал) бөгөөд хариу өгөх үед хэрэгжээгүй байсан; дараа нь хэсэгчлэн хэрэгжүүлсэн (доорх тэмдэглэлийг үз).</w:t>
+      </w:r>
+    </w:p>
+    <w:p>
+      <w:pPr>
+        <w:spacing w:after="60" w:before="160" w:line="240" w:lineRule="auto"/>
+        <w:jc w:val="right"/>
+      </w:pPr>
+      <w:r>
+        <w:rPr>
+          <w:rFonts w:ascii="Calibri" w:cs="Calibri" w:eastAsia="Calibri" w:hAnsi="Calibri"/>
+          <w:sz w:val="20"/>
+          <w:szCs w:val="20"/>
+        </w:rPr>
+        <w:t xml:space="preserve">Хүснэгт Д.1 — Хоёрдугаар шалгалтын "Заавал засах" (А) зүйлсийн хариу</w:t>
+      </w:r>
+    </w:p>
+    <w:tbl>
+      <w:tblPr>
+        <w:tblW w:type="dxa" w:w="11100"/>
+        <w:tblBorders>
+          <w:top w:val="single" w:color="auto" w:sz="4"/>
+          <w:left w:val="single" w:color="auto" w:sz="4"/>
+          <w:bottom w:val="single" w:color="auto" w:sz="4"/>
+          <w:right w:val="single" w:color="auto" w:sz="4"/>
+          <w:insideH w:val="single" w:color="auto" w:sz="4"/>
+          <w:insideV w:val="single" w:color="auto" w:sz="4"/>
+        </w:tblBorders>
+      </w:tblPr>
+      <w:tblGrid>
+        <w:gridCol w:w="700"/>
+        <w:gridCol w:w="4500"/>
+        <w:gridCol w:w="5900"/>
+      </w:tblGrid>
+      <w:tr>
+        <w:trPr>
+          <w:tblHeader/>
+        </w:trPr>
+        <w:tc>
+          <w:tcPr>
+            <w:tcW w:type="dxa" w:w="700"/>
+            <w:shd w:fill="D9D9D9" w:val="clear"/>
+            <w:tcMar>
+              <w:top w:type="dxa" w:w="60"/>
+              <w:left w:type="dxa" w:w="100"/>
+              <w:bottom w:type="dxa" w:w="60"/>
+              <w:right w:type="dxa" w:w="100"/>
+            </w:tcMar>
+          </w:tcPr>
+          <w:p>
+            <w:r>
+              <w:rPr>
+                <w:rFonts w:ascii="Calibri" w:cs="Calibri" w:eastAsia="Calibri" w:hAnsi="Calibri"/>
+                <w:b/>
+                <w:bCs/>
+                <w:sz w:val="20"/>
+                <w:szCs w:val="20"/>
+              </w:rPr>
+              <w:t xml:space="preserve">#</w:t>
+            </w:r>
+          </w:p>
+        </w:tc>
+        <w:tc>
+          <w:tcPr>
+            <w:tcW w:type="dxa" w:w="4500"/>
+            <w:shd w:fill="D9D9D9" w:val="clear"/>
+            <w:tcMar>
+              <w:top w:type="dxa" w:w="60"/>
+              <w:left w:type="dxa" w:w="100"/>
+              <w:bottom w:type="dxa" w:w="60"/>
+              <w:right w:type="dxa" w:w="100"/>
+            </w:tcMar>
+          </w:tcPr>
+          <w:p>
+            <w:r>
+              <w:rPr>
+                <w:rFonts w:ascii="Calibri" w:cs="Calibri" w:eastAsia="Calibri" w:hAnsi="Calibri"/>
+                <w:b/>
+                <w:bCs/>
+                <w:sz w:val="20"/>
+                <w:szCs w:val="20"/>
+              </w:rPr>
+              <w:t xml:space="preserve">Асуудал</w:t>
+            </w:r>
+          </w:p>
+        </w:tc>
+        <w:tc>
+          <w:tcPr>
+            <w:tcW w:type="dxa" w:w="5900"/>
+            <w:shd w:fill="D9D9D9" w:val="clear"/>
+            <w:tcMar>
+              <w:top w:type="dxa" w:w="60"/>
+              <w:left w:type="dxa" w:w="100"/>
+              <w:bottom w:type="dxa" w:w="60"/>
+              <w:right w:type="dxa" w:w="100"/>
+            </w:tcMar>
+          </w:tcPr>
+          <w:p>
+            <w:r>
+              <w:rPr>
+                <w:rFonts w:ascii="Calibri" w:cs="Calibri" w:eastAsia="Calibri" w:hAnsi="Calibri"/>
+                <w:b/>
+                <w:bCs/>
+                <w:sz w:val="20"/>
+                <w:szCs w:val="20"/>
+              </w:rPr>
+              <w:t xml:space="preserve">Хариу</w:t>
+            </w:r>
+          </w:p>
+        </w:tc>
+      </w:tr>
+      <w:tr>
+        <w:tc>
+          <w:tcPr>
+            <w:tcW w:type="dxa" w:w="700"/>
+            <w:tcMar>
+              <w:top w:type="dxa" w:w="60"/>
+              <w:left w:type="dxa" w:w="100"/>
+              <w:bottom w:type="dxa" w:w="60"/>
+              <w:right w:type="dxa" w:w="100"/>
+            </w:tcMar>
+          </w:tcPr>
+          <w:p>
+            <w:r>
+              <w:rPr>
+                <w:rFonts w:ascii="Calibri" w:cs="Calibri" w:eastAsia="Calibri" w:hAnsi="Calibri"/>
+                <w:sz w:val="20"/>
+                <w:szCs w:val="20"/>
+              </w:rPr>
+              <w:t xml:space="preserve">А1</w:t>
+            </w:r>
+          </w:p>
+        </w:tc>
+        <w:tc>
+          <w:tcPr>
+            <w:tcW w:type="dxa" w:w="4500"/>
+            <w:tcMar>
+              <w:top w:type="dxa" w:w="60"/>
+              <w:left w:type="dxa" w:w="100"/>
+              <w:bottom w:type="dxa" w:w="60"/>
+              <w:right w:type="dxa" w:w="100"/>
+            </w:tcMar>
+          </w:tcPr>
+          <w:p>
+            <w:r>
+              <w:rPr>
+                <w:rFonts w:ascii="Calibri" w:cs="Calibri" w:eastAsia="Calibri" w:hAnsi="Calibri"/>
+                <w:sz w:val="20"/>
+                <w:szCs w:val="20"/>
+              </w:rPr>
+              <w:t xml:space="preserve">Manual-ийн `cd -FCSA_302_...` команд bash дээр "invalid option" алдаатай (undashed-first-char).</w:t>
+            </w:r>
+          </w:p>
+        </w:tc>
+        <w:tc>
+          <w:tcPr>
+            <w:tcW w:type="dxa" w:w="5900"/>
+            <w:tcMar>
+              <w:top w:type="dxa" w:w="60"/>
+              <w:left w:type="dxa" w:w="100"/>
+              <w:bottom w:type="dxa" w:w="60"/>
+              <w:right w:type="dxa" w:w="100"/>
+            </w:tcMar>
+          </w:tcPr>
+          <w:p>
+            <w:r>
+              <w:rPr>
+                <w:rFonts w:ascii="Calibri" w:cs="Calibri" w:eastAsia="Calibri" w:hAnsi="Calibri"/>
+                <w:sz w:val="20"/>
+                <w:szCs w:val="20"/>
+              </w:rPr>
+              <w:t>ЗАССАН. `cd ./-FCSA_302_II-4-11-dining-philosophers` болгож Хэрэглэгчийн БА Operational заавар хоёуланд нь засав; `cd ./...`-г бодитоор ажиллуулж шалгасан.</w:t>
+            </w:r>
+          </w:p>
+        </w:tc>
+      </w:tr>
+      <w:tr>
+        <w:tc>
+          <w:tcPr>
+            <w:tcW w:type="dxa" w:w="700"/>
+            <w:tcMar>
+              <w:top w:type="dxa" w:w="60"/>
+              <w:left w:type="dxa" w:w="100"/>
+              <w:bottom w:type="dxa" w:w="60"/>
+              <w:right w:type="dxa" w:w="100"/>
+            </w:tcMar>
+          </w:tcPr>
+          <w:p>
+            <w:r>
+              <w:rPr>
+                <w:rFonts w:ascii="Calibri" w:cs="Calibri" w:eastAsia="Calibri" w:hAnsi="Calibri"/>
+                <w:sz w:val="20"/>
+                <w:szCs w:val="20"/>
+              </w:rPr>
+              <w:t xml:space="preserve">А2</w:t>
+            </w:r>
+          </w:p>
+        </w:tc>
+        <w:tc>
+          <w:tcPr>
+            <w:tcW w:type="dxa" w:w="4500"/>
+            <w:tcMar>
+              <w:top w:type="dxa" w:w="60"/>
+              <w:left w:type="dxa" w:w="100"/>
+              <w:bottom w:type="dxa" w:w="60"/>
+              <w:right w:type="dxa" w:w="100"/>
+            </w:tcMar>
+          </w:tcPr>
+          <w:p>
+            <w:r>
+              <w:rPr>
+                <w:rFonts w:ascii="Calibri" w:cs="Calibri" w:eastAsia="Calibri" w:hAnsi="Calibri"/>
+                <w:sz w:val="20"/>
+                <w:szCs w:val="20"/>
+              </w:rPr>
+              <w:t xml:space="preserve">Тестийн тоо хэд хэдэн газар хуучин (16) хэвээр үлдсэн.</w:t>
+            </w:r>
+          </w:p>
+        </w:tc>
+        <w:tc>
+          <w:tcPr>
+            <w:tcW w:type="dxa" w:w="5900"/>
+            <w:tcMar>
+              <w:top w:type="dxa" w:w="60"/>
+              <w:left w:type="dxa" w:w="100"/>
+              <w:bottom w:type="dxa" w:w="60"/>
+              <w:right w:type="dxa" w:w="100"/>
+            </w:tcMar>
+          </w:tcPr>
+          <w:p>
+            <w:r>
+              <w:rPr>
+                <w:rFonts w:ascii="Calibri" w:cs="Calibri" w:eastAsia="Calibri" w:hAnsi="Calibri"/>
+                <w:sz w:val="20"/>
+                <w:szCs w:val="20"/>
+              </w:rPr>
+              <w:t>ЗАССАН. README, Report (Тойм, 8-р хэсэг, 10-р хэсэг, Хавсралт Б-ийн бодит stdout), Manual — бүгд 19/19 болгосон; README-ийн жагсаалтад Stop-ийн 2 шинэ шалгалтыг нэмсэн.</w:t>
+            </w:r>
+          </w:p>
+        </w:tc>
+      </w:tr>
+      <w:tr>
+        <w:tc>
+          <w:tcPr>
+            <w:tcW w:type="dxa" w:w="700"/>
+            <w:tcMar>
+              <w:top w:type="dxa" w:w="60"/>
+              <w:left w:type="dxa" w:w="100"/>
+              <w:bottom w:type="dxa" w:w="60"/>
+              <w:right w:type="dxa" w:w="100"/>
+            </w:tcMar>
+          </w:tcPr>
+          <w:p>
+            <w:r>
+              <w:rPr>
+                <w:rFonts w:ascii="Calibri" w:cs="Calibri" w:eastAsia="Calibri" w:hAnsi="Calibri"/>
+                <w:sz w:val="20"/>
+                <w:szCs w:val="20"/>
+              </w:rPr>
+              <w:t xml:space="preserve">А3</w:t>
+            </w:r>
+          </w:p>
+        </w:tc>
+        <w:tc>
+          <w:tcPr>
+            <w:tcW w:type="dxa" w:w="4500"/>
+            <w:tcMar>
+              <w:top w:type="dxa" w:w="60"/>
+              <w:left w:type="dxa" w:w="100"/>
+              <w:bottom w:type="dxa" w:w="60"/>
+              <w:right w:type="dxa" w:w="100"/>
+            </w:tcMar>
+          </w:tcPr>
+          <w:p>
+            <w:r>
+              <w:rPr>
+                <w:rFonts w:ascii="Calibri" w:cs="Calibri" w:eastAsia="Calibri" w:hAnsi="Calibri"/>
+                <w:sz w:val="20"/>
+                <w:szCs w:val="20"/>
+              </w:rPr>
+              <w:t xml:space="preserve">README-д Stop-ийн засвар дурдаагүй; Manual "~1 секундийн дотор" гэж хэт нарийвчилсан.</w:t>
+            </w:r>
+          </w:p>
+        </w:tc>
+        <w:tc>
+          <w:tcPr>
+            <w:tcW w:type="dxa" w:w="5900"/>
+            <w:tcMar>
+              <w:top w:type="dxa" w:w="60"/>
+              <w:left w:type="dxa" w:w="100"/>
+              <w:bottom w:type="dxa" w:w="60"/>
+              <w:right w:type="dxa" w:w="100"/>
+            </w:tcMar>
+          </w:tcPr>
+          <w:p>
+            <w:r>
+              <w:rPr>
+                <w:rFonts w:ascii="Calibri" w:cs="Calibri" w:eastAsia="Calibri" w:hAnsi="Calibri"/>
+                <w:sz w:val="20"/>
+                <w:szCs w:val="20"/>
+              </w:rPr>
+              <w:t xml:space="preserve">ЗАССАН. README-ийн Known issues-д дэлгэрэнгүй бичлэг нэмэв. Manual-ийн хэллэгийг "хамгийн ихдээ ~2 секунд" болгож, TCP холболтын давхар-бичилтийн шалтгааныг тайлбарлав (нэг ping "амжилттай" бичигдээд, ХОЁР дахь дээр л алдаа буцах тохиолдол).</w:t>
+            </w:r>
+          </w:p>
+        </w:tc>
+      </w:tr>
+      <w:tr>
+        <w:tc>
+          <w:tcPr>
+            <w:tcW w:type="dxa" w:w="700"/>
+            <w:tcMar>
+              <w:top w:type="dxa" w:w="60"/>
+              <w:left w:type="dxa" w:w="100"/>
+              <w:bottom w:type="dxa" w:w="60"/>
+              <w:right w:type="dxa" w:w="100"/>
+            </w:tcMar>
+          </w:tcPr>
+          <w:p>
+            <w:r>
+              <w:rPr>
+                <w:rFonts w:ascii="Calibri" w:cs="Calibri" w:eastAsia="Calibri" w:hAnsi="Calibri"/>
+                <w:sz w:val="20"/>
+                <w:szCs w:val="20"/>
+              </w:rPr>
+              <w:t xml:space="preserve">А5</w:t>
+            </w:r>
+          </w:p>
+        </w:tc>
+        <w:tc>
+          <w:tcPr>
+            <w:tcW w:type="dxa" w:w="4500"/>
+            <w:tcMar>
+              <w:top w:type="dxa" w:w="60"/>
+              <w:left w:type="dxa" w:w="100"/>
+              <w:bottom w:type="dxa" w:w="60"/>
+              <w:right w:type="dxa" w:w="100"/>
+            </w:tcMar>
+          </w:tcPr>
+          <w:p>
+            <w:r>
+              <w:rPr>
+                <w:rFonts w:ascii="Calibri" w:cs="Calibri" w:eastAsia="Calibri" w:hAnsi="Calibri"/>
+                <w:sz w:val="20"/>
+                <w:szCs w:val="20"/>
+              </w:rPr>
+              <w:t>Хавсралт Г-д байгаа нэг лавлагаа тайлангаас олдохгүй; Хавсралт А-ийн commit баганыг git log-оор баталгаажуулаагүй.</w:t>
+            </w:r>
+          </w:p>
+        </w:tc>
+        <w:tc>
+          <w:tcPr>
+            <w:tcW w:type="dxa" w:w="5900"/>
+            <w:tcMar>
+              <w:top w:type="dxa" w:w="60"/>
+              <w:left w:type="dxa" w:w="100"/>
+              <w:bottom w:type="dxa" w:w="60"/>
+              <w:right w:type="dxa" w:w="100"/>
+            </w:tcMar>
+          </w:tcPr>
+          <w:p>
+            <w:r>
+              <w:rPr>
+                <w:rFonts w:ascii="Calibri" w:cs="Calibri" w:eastAsia="Calibri" w:hAnsi="Calibri"/>
+                <w:sz w:val="20"/>
+                <w:szCs w:val="20"/>
+              </w:rPr>
+              <w:t>ЗАССАН. Лавлагааг хассан (одоо "ХИЙГДЭЭГҮЙ (төлөвлөгөө: ...)" хэлбэрээр шууд бичсэн). Хавсралт А-д бодит `git log` гаралтыг нэмсэн (дээрх хэсгийг үз).</w:t>
+            </w:r>
+          </w:p>
+        </w:tc>
+      </w:tr>
+      <w:tr>
+        <w:tc>
+          <w:tcPr>
+            <w:tcW w:type="dxa" w:w="700"/>
+            <w:tcMar>
+              <w:top w:type="dxa" w:w="60"/>
+              <w:left w:type="dxa" w:w="100"/>
+              <w:bottom w:type="dxa" w:w="60"/>
+              <w:right w:type="dxa" w:w="100"/>
+            </w:tcMar>
+          </w:tcPr>
+          <w:p>
+            <w:r>
+              <w:rPr>
+                <w:rFonts w:ascii="Calibri" w:cs="Calibri" w:eastAsia="Calibri" w:hAnsi="Calibri"/>
+                <w:sz w:val="20"/>
+                <w:szCs w:val="20"/>
+              </w:rPr>
+              <w:t xml:space="preserve">А6</w:t>
+            </w:r>
+          </w:p>
+        </w:tc>
+        <w:tc>
+          <w:tcPr>
+            <w:tcW w:type="dxa" w:w="4500"/>
+            <w:tcMar>
+              <w:top w:type="dxa" w:w="60"/>
+              <w:left w:type="dxa" w:w="100"/>
+              <w:bottom w:type="dxa" w:w="60"/>
+              <w:right w:type="dxa" w:w="100"/>
+            </w:tcMar>
+          </w:tcPr>
+          <w:p>
+            <w:r>
+              <w:rPr>
+                <w:rFonts w:ascii="Calibri" w:cs="Calibri" w:eastAsia="Calibri" w:hAnsi="Calibri"/>
+                <w:sz w:val="20"/>
+                <w:szCs w:val="20"/>
+              </w:rPr>
+              <w:t xml:space="preserve">Шинэ describeEvent (fork текст, ping→null)-д unit тест байхгүй.</w:t>
+            </w:r>
+          </w:p>
+        </w:tc>
+        <w:tc>
+          <w:tcPr>
+            <w:tcW w:type="dxa" w:w="5900"/>
+            <w:tcMar>
+              <w:top w:type="dxa" w:w="60"/>
+              <w:left w:type="dxa" w:w="100"/>
+              <w:bottom w:type="dxa" w:w="60"/>
+              <w:right w:type="dxa" w:w="100"/>
+            </w:tcMar>
+          </w:tcPr>
+          <w:p>
+            <w:r>
+              <w:rPr>
+                <w:rFonts w:ascii="Calibri" w:cs="Calibri" w:eastAsia="Calibri" w:hAnsi="Calibri"/>
+                <w:sz w:val="20"/>
+                <w:szCs w:val="20"/>
+              </w:rPr>
+              <w:t>ЗАССАН. tests/test_model.js-д eating/hungry/thinking/ping дөрвөн тест нэмэв (22 → 26 passed; дараа нь deadlock cleanup-ийн шалгалт нэмж 30 passed). Мөн event лог (#log)-ийн өргөнөөс гарахгүйн тулд текстийг богиносгов: "fork 2, fork 3 авсан" → "fork 2,3 авсан".</w:t>
+            </w:r>
+          </w:p>
+        </w:tc>
+      </w:tr>
+      <w:tr>
+        <w:tc>
+          <w:tcPr>
+            <w:tcW w:type="dxa" w:w="700"/>
+            <w:tcMar>
+              <w:top w:type="dxa" w:w="60"/>
+              <w:left w:type="dxa" w:w="100"/>
+              <w:bottom w:type="dxa" w:w="60"/>
+              <w:right w:type="dxa" w:w="100"/>
+            </w:tcMar>
+          </w:tcPr>
+          <w:p>
+            <w:r>
+              <w:rPr>
+                <w:rFonts w:ascii="Calibri" w:cs="Calibri" w:eastAsia="Calibri" w:hAnsi="Calibri"/>
+                <w:sz w:val="20"/>
+                <w:szCs w:val="20"/>
+              </w:rPr>
+              <w:t xml:space="preserve">А7</w:t>
+            </w:r>
+          </w:p>
+        </w:tc>
+        <w:tc>
+          <w:tcPr>
+            <w:tcW w:type="dxa" w:w="4500"/>
+            <w:tcMar>
+              <w:top w:type="dxa" w:w="60"/>
+              <w:left w:type="dxa" w:w="100"/>
+              <w:bottom w:type="dxa" w:w="60"/>
+              <w:right w:type="dxa" w:w="100"/>
+            </w:tcMar>
+          </w:tcPr>
+          <w:p>
+            <w:r>
+              <w:rPr>
+                <w:rFonts w:ascii="Calibri" w:cs="Calibri" w:eastAsia="Calibri" w:hAnsi="Calibri"/>
+                <w:sz w:val="20"/>
+                <w:szCs w:val="20"/>
+              </w:rPr>
+              <w:t xml:space="preserve">Fork-ийн хөдөлгөөн smooth бус — CSS transition x1/y1/x2/y2 дээр бичсэн ч &lt;line&gt;-ийн эдгээр нь CSS-ээр animate хийгддэггүй тул Chromium дээр 82 хөдөлгөөний БҮГД (82/82) 20px-ээс том шууд үсрэлт үзүүлсэн (дундаж алхам 77.5px) — бодит хэмжилтээр нотлогдсон.</w:t>
+            </w:r>
+          </w:p>
+        </w:tc>
+        <w:tc>
+          <w:tcPr>
+            <w:tcW w:type="dxa" w:w="5900"/>
+            <w:tcMar>
+              <w:top w:type="dxa" w:w="60"/>
+              <w:left w:type="dxa" w:w="100"/>
+              <w:bottom w:type="dxa" w:w="60"/>
+              <w:right w:type="dxa" w:w="100"/>
+            </w:tcMar>
+          </w:tcPr>
+          <w:p>
+            <w:r>
+              <w:rPr>
+                <w:rFonts w:ascii="Calibri" w:cs="Calibri" w:eastAsia="Calibri" w:hAnsi="Calibri"/>
+                <w:sz w:val="20"/>
+                <w:szCs w:val="20"/>
+              </w:rPr>
+              <w:t xml:space="preserve">ЗАССАН (язгуур шалтгаанаар). Fork бүрийг `&lt;g class="forkg" transform="translate(..) rotate(..)"&gt;`-д шилжүүлж, `transform`-ыг (SVG-ийн цорын ганц бүх орчинд CSS-ээр найдвартай animate хийгддэг геометрийн шинж чанар) л CSS transition-д оруулав; line-ийн local координат (x1/y1/x2/y2) байрлалаас үл хамаарч тогтмол болгов. Дахин хэмжилт хийхэд sample-ийн зай 0→аажим өсөлт→оргил→аажим буурал→0 хэлбэртэй (жишээ: 0,0,…,2.3,10.8,15.4,13.1,5.0,…,0.9,0) буюу жинхэнэ ease-curve ажиглагдав — өмнөх "нэг л алхамд 77.5px" instant үсрэлт ажиглагдахгүй болсон.</w:t>
+            </w:r>
+          </w:p>
+        </w:tc>
+      </w:tr>
+    </w:tbl>
+    <w:p>
+      <w:pPr>
+        <w:spacing w:after="160" w:line="360" w:lineRule="auto"/>
+        <w:jc w:val="both"/>
+      </w:pPr>
+      <w:r>
+        <w:rPr>
+          <w:rFonts w:ascii="Calibri" w:cs="Calibri" w:eastAsia="Calibri" w:hAnsi="Calibri"/>
+          <w:i/>
+          <w:iCs/>
+          <w:sz w:val="22"/>
+          <w:szCs w:val="22"/>
+        </w:rPr>
+        <w:t>Хоёр дахь шүүмжийн "Б. Сайжруулах санаанууд" (hero-г жижигрүүлэх, тохиргоог нэг мөр болгох, fork-ыг хоёр шүдтэй дүрс болгох, hungry/eating/thinking дохио, deadlock-ийн circular-wait сум, meals bar chart, auto-play/хурд, мобайл CSS order, Host/Origin header шалгалт зэрэг ~10 санал) анх хэрэгжээгүй байсан. Дараа нь дараах нь хэрэгжсэн: Host/Origin шалгалт (server.py, автомат тест нэмсэн); hero-г багасгаж UI-г 5 алхамтай болгосон; хичээлийн дэлгэцүүдэд хоёр шүдтэй fork дүрс, thinking/hungry/eating дохио, deadlock-ийн circular-wait сум, хоолны тооны bar, түр зогсоох/1 алхам удирдлага, мобайл layout. Бодит туршилтын дэлгэц (5) өмнөх хэвээрээ, auto-play хурдны сонголт цаашдын ажил. "В. Өөрчлөхгүй зүйлс" (monitor/naive алгоритм, event формат, HTML id-ууд, гадаад library ашигладаггүй байдал) бүгд хэвээрээ хадгалагдсан.</w:t>
+      </w:r>
+    </w:p>
     <w:sectPr>
-      <w:headerReference w:type="default" r:id="rId11"/>
-      <w:footerReference w:type="default" r:id="rId12"/>
+      <w:headerReference w:type="default" r:id="rId10"/>
+      <w:footerReference w:type="default" r:id="rId11"/>
       <w:type w:val="nextPage"/>
       <w:pgSz w:w="11906" w:h="16838" w:orient="portrait"/>
       <w:pgMar w:top="1440" w:right="1440" w:bottom="1440" w:left="1440" w:header="708" w:footer="708" w:gutter="0"/>
@@ -4717,10 +6620,6 @@
     </w:sectPr>
   </w:body>
 </w:document>
-</file>
-
-<file path=word/comments.xml><?xml version="1.0" encoding="utf-8"?>
-<w:comments xmlns:cx="http://schemas.microsoft.com/office/drawing/2014/chartex" xmlns:cx1="http://schemas.microsoft.com/office/drawing/2015/9/8/chartex" xmlns:cx2="http://schemas.microsoft.com/office/drawing/2015/10/21/chartex" xmlns:cx3="http://schemas.microsoft.com/office/drawing/2016/5/9/chartex" xmlns:cx4="http://schemas.microsoft.com/office/drawing/2016/5/10/chartex" xmlns:cx5="http://schemas.microsoft.com/office/drawing/2016/5/11/chartex" xmlns:cx6="http://schemas.microsoft.com/office/drawing/2016/5/12/chartex" xmlns:cx7="http://schemas.microsoft.com/office/drawing/2016/5/13/chartex" xmlns:cx8="http://schemas.microsoft.com/office/drawing/2016/5/14/chartex" xmlns:mc="http://schemas.openxmlformats.org/markup-compatibility/2006" xmlns:aink="http://schemas.microsoft.com/office/drawing/2016/ink" xmlns:am3d="http://schemas.microsoft.com/office/drawing/2017/model3d" xmlns:o="urn:schemas-microsoft-com:office:office" xmlns:r="http://schemas.openxmlformats.org/officeDocument/2006/relationships" xmlns:m="http://schemas.openxmlformats.org/officeDocument/2006/math" xmlns:v="urn:schemas-microsoft-com:vml" xmlns:wp14="http://schemas.microsoft.com/office/word/2010/wordprocessingDrawing" xmlns:wp="http://schemas.openxmlformats.org/drawingml/2006/wordprocessingDrawing" xmlns:w10="urn:schemas-microsoft-com:office:word" xmlns:w="http://schemas.openxmlformats.org/wordprocessingml/2006/main" xmlns:w14="http://schemas.microsoft.com/office/word/2010/wordml" xmlns:w15="http://schemas.microsoft.com/office/word/2012/wordml" xmlns:w16cex="http://schemas.microsoft.com/office/word/2018/wordml/cex" xmlns:w16cid="http://schemas.microsoft.com/office/word/2016/wordml/cid" xmlns:w16="http://schemas.microsoft.com/office/word/2018/wordml" xmlns:w16sdtdh="http://schemas.microsoft.com/office/word/2020/wordml/sdtdatahash" xmlns:w16se="http://schemas.microsoft.com/office/word/2015/wordml/symex" xmlns:wpg="http://schemas.microsoft.com/office/word/2010/wordprocessingGroup" xmlns:wpi="http://schemas.microsoft.com/office/word/2010/wordprocessingInk" xmlns:wne="http://schemas.microsoft.com/office/word/2006/wordml" xmlns:wps="http://schemas.microsoft.com/office/word/2010/wordprocessingShape"/>
 </file>
 
 <file path=word/endnotes.xml><?xml version="1.0" encoding="utf-8"?>
@@ -4895,7 +6794,7 @@
 <w:numbering xmlns:wpc="http://schemas.microsoft.com/office/word/2010/wordprocessingCanvas" xmlns:mc="http://schemas.openxmlformats.org/markup-compatibility/2006" xmlns:o="urn:schemas-microsoft-com:office:office" xmlns:r="http://schemas.openxmlformats.org/officeDocument/2006/relationships" xmlns:m="http://schemas.openxmlformats.org/officeDocument/2006/math" xmlns:v="urn:schemas-microsoft-com:vml" xmlns:wp14="http://schemas.microsoft.com/office/word/2010/wordprocessingDrawing" xmlns:wp="http://schemas.openxmlformats.org/drawingml/2006/wordprocessingDrawing" xmlns:w10="urn:schemas-microsoft-com:office:word" xmlns:w="http://schemas.openxmlformats.org/wordprocessingml/2006/main" xmlns:w14="http://schemas.microsoft.com/office/word/2010/wordml" xmlns:w15="http://schemas.microsoft.com/office/word/2012/wordml" xmlns:wpg="http://schemas.microsoft.com/office/word/2010/wordprocessingGroup" xmlns:wpi="http://schemas.microsoft.com/office/word/2010/wordprocessingInk" xmlns:wne="http://schemas.microsoft.com/office/word/2006/wordml" xmlns:wps="http://schemas.microsoft.com/office/word/2010/wordprocessingShape" mc:Ignorable="w14 w15 wp14">
   <w:abstractNum w:abstractNumId="1" w15:restartNumberingAfterBreak="0">
     <w:multiLevelType w:val="hybridMultilevel"/>
-    <w:lvl w:ilvl="0" w15:tentative="1">
+    <w:lvl w:ilvl="0" w:tentative="1">
       <w:start w:val="1"/>
       <w:numFmt w:val="bullet"/>
       <w:lvlText w:val="●"/>
@@ -4904,7 +6803,7 @@
         <w:ind w:left="720" w:hanging="360"/>
       </w:pPr>
     </w:lvl>
-    <w:lvl w:ilvl="1" w15:tentative="1">
+    <w:lvl w:ilvl="1" w:tentative="1">
       <w:start w:val="1"/>
       <w:numFmt w:val="bullet"/>
       <w:lvlText w:val="○"/>
@@ -4913,7 +6812,7 @@
         <w:ind w:left="1440" w:hanging="360"/>
       </w:pPr>
     </w:lvl>
-    <w:lvl w:ilvl="2" w15:tentative="1">
+    <w:lvl w:ilvl="2" w:tentative="1">
       <w:start w:val="1"/>
       <w:numFmt w:val="bullet"/>
       <w:lvlText w:val="■"/>
@@ -4922,7 +6821,7 @@
         <w:ind w:left="2160" w:hanging="360"/>
       </w:pPr>
     </w:lvl>
-    <w:lvl w:ilvl="3" w15:tentative="1">
+    <w:lvl w:ilvl="3" w:tentative="1">
       <w:start w:val="1"/>
       <w:numFmt w:val="bullet"/>
       <w:lvlText w:val="●"/>
@@ -4931,7 +6830,7 @@
         <w:ind w:left="2880" w:hanging="360"/>
       </w:pPr>
     </w:lvl>
-    <w:lvl w:ilvl="4" w15:tentative="1">
+    <w:lvl w:ilvl="4" w:tentative="1">
       <w:start w:val="1"/>
       <w:numFmt w:val="bullet"/>
       <w:lvlText w:val="○"/>
@@ -4940,7 +6839,7 @@
         <w:ind w:left="3600" w:hanging="360"/>
       </w:pPr>
     </w:lvl>
-    <w:lvl w:ilvl="5" w15:tentative="1">
+    <w:lvl w:ilvl="5" w:tentative="1">
       <w:start w:val="1"/>
       <w:numFmt w:val="bullet"/>
       <w:lvlText w:val="■"/>
@@ -4949,7 +6848,7 @@
         <w:ind w:left="4320" w:hanging="360"/>
       </w:pPr>
     </w:lvl>
-    <w:lvl w:ilvl="6" w15:tentative="1">
+    <w:lvl w:ilvl="6" w:tentative="1">
       <w:start w:val="1"/>
       <w:numFmt w:val="bullet"/>
       <w:lvlText w:val="●"/>
@@ -4958,7 +6857,7 @@
         <w:ind w:left="5040" w:hanging="360"/>
       </w:pPr>
     </w:lvl>
-    <w:lvl w:ilvl="7" w15:tentative="1">
+    <w:lvl w:ilvl="7" w:tentative="1">
       <w:start w:val="1"/>
       <w:numFmt w:val="bullet"/>
       <w:lvlText w:val="●"/>
@@ -4967,7 +6866,7 @@
         <w:ind w:left="5760" w:hanging="360"/>
       </w:pPr>
     </w:lvl>
-    <w:lvl w:ilvl="8" w15:tentative="1">
+    <w:lvl w:ilvl="8" w:tentative="1">
       <w:start w:val="1"/>
       <w:numFmt w:val="bullet"/>
       <w:lvlText w:val="●"/>
@@ -4998,6 +6897,10 @@
     </w:rPrDefault>
     <w:pPrDefault/>
   </w:docDefaults>
+  <w:style w:type="paragraph" w:styleId="Normal" w:default="1">
+    <w:name w:val="Normal"/>
+    <w:qFormat/>
+  </w:style>
   <w:style w:type="paragraph" w:styleId="Title">
     <w:name w:val="Title"/>
     <w:basedOn w:val="Normal"/>
@@ -5170,4 +7073,294 @@
     </w:rPr>
   </w:style>
 </w:styles>
+</file>
+
+<file path=word/theme/theme1.xml><?xml version="1.0" encoding="utf-8"?>
+<a:theme xmlns:a="http://schemas.openxmlformats.org/drawingml/2006/main" name="Office Theme">
+  <a:themeElements>
+    <a:clrScheme name="Office">
+      <a:dk1>
+        <a:sysClr val="windowText" lastClr="000000"/>
+      </a:dk1>
+      <a:lt1>
+        <a:sysClr val="window" lastClr="FFFFFF"/>
+      </a:lt1>
+      <a:dk2>
+        <a:srgbClr val="44546A"/>
+      </a:dk2>
+      <a:lt2>
+        <a:srgbClr val="E7E6E6"/>
+      </a:lt2>
+      <a:accent1>
+        <a:srgbClr val="4472C4"/>
+      </a:accent1>
+      <a:accent2>
+        <a:srgbClr val="ED7D31"/>
+      </a:accent2>
+      <a:accent3>
+        <a:srgbClr val="A5A5A5"/>
+      </a:accent3>
+      <a:accent4>
+        <a:srgbClr val="FFC000"/>
+      </a:accent4>
+      <a:accent5>
+        <a:srgbClr val="5B9BD5"/>
+      </a:accent5>
+      <a:accent6>
+        <a:srgbClr val="70AD47"/>
+      </a:accent6>
+      <a:hlink>
+        <a:srgbClr val="0563C1"/>
+      </a:hlink>
+      <a:folHlink>
+        <a:srgbClr val="954F72"/>
+      </a:folHlink>
+    </a:clrScheme>
+    <a:fontScheme name="Office">
+      <a:majorFont>
+        <a:latin typeface="Calibri Light" panose="020F0302020204030204"/>
+        <a:ea typeface=""/>
+        <a:cs typeface=""/>
+        <a:font script="Jpan" typeface="游ゴシック Light"/>
+        <a:font script="Hang" typeface="맑은 고딕"/>
+        <a:font script="Hans" typeface="等线 Light"/>
+        <a:font script="Hant" typeface="新細明體"/>
+        <a:font script="Arab" typeface="Times New Roman"/>
+        <a:font script="Hebr" typeface="Times New Roman"/>
+        <a:font script="Thai" typeface="Angsana New"/>
+        <a:font script="Ethi" typeface="Nyala"/>
+        <a:font script="Beng" typeface="Vrinda"/>
+        <a:font script="Gujr" typeface="Shruti"/>
+        <a:font script="Khmr" typeface="MoolBoran"/>
+        <a:font script="Knda" typeface="Tunga"/>
+        <a:font script="Guru" typeface="Raavi"/>
+        <a:font script="Cans" typeface="Euphemia"/>
+        <a:font script="Cher" typeface="Plantagenet Cherokee"/>
+        <a:font script="Yiii" typeface="Microsoft Yi Baiti"/>
+        <a:font script="Tibt" typeface="Microsoft Himalaya"/>
+        <a:font script="Thaa" typeface="MV Boli"/>
+        <a:font script="Deva" typeface="Mangal"/>
+        <a:font script="Telu" typeface="Gautami"/>
+        <a:font script="Taml" typeface="Latha"/>
+        <a:font script="Syrc" typeface="Estrangelo Edessa"/>
+        <a:font script="Orya" typeface="Kalinga"/>
+        <a:font script="Mlym" typeface="Kartika"/>
+        <a:font script="Laoo" typeface="DokChampa"/>
+        <a:font script="Sinh" typeface="Iskoola Pota"/>
+        <a:font script="Mong" typeface="Mongolian Baiti"/>
+        <a:font script="Viet" typeface="Times New Roman"/>
+        <a:font script="Uigh" typeface="Microsoft Uighur"/>
+        <a:font script="Geor" typeface="Sylfaen"/>
+        <a:font script="Armn" typeface="Arial"/>
+        <a:font script="Bugi" typeface="Leelawadee UI"/>
+        <a:font script="Bopo" typeface="Microsoft JhengHei"/>
+        <a:font script="Java" typeface="Javanese Text"/>
+        <a:font script="Lisu" typeface="Segoe UI"/>
+        <a:font script="Mymr" typeface="Myanmar Text"/>
+        <a:font script="Nkoo" typeface="Ebrima"/>
+        <a:font script="Olck" typeface="Nirmala UI"/>
+        <a:font script="Osma" typeface="Ebrima"/>
+        <a:font script="Phag" typeface="Phagspa"/>
+        <a:font script="Syrn" typeface="Estrangelo Edessa"/>
+        <a:font script="Syrj" typeface="Estrangelo Edessa"/>
+        <a:font script="Syre" typeface="Estrangelo Edessa"/>
+        <a:font script="Sora" typeface="Nirmala UI"/>
+        <a:font script="Tale" typeface="Microsoft Tai Le"/>
+        <a:font script="Talu" typeface="Microsoft New Tai Lue"/>
+        <a:font script="Tfng" typeface="Ebrima"/>
+      </a:majorFont>
+      <a:minorFont>
+        <a:latin typeface="Calibri" panose="020F0502020204030204"/>
+        <a:ea typeface=""/>
+        <a:cs typeface=""/>
+        <a:font script="Jpan" typeface="游明朝"/>
+        <a:font script="Hang" typeface="맑은 고딕"/>
+        <a:font script="Hans" typeface="等线"/>
+        <a:font script="Hant" typeface="新細明體"/>
+        <a:font script="Arab" typeface="Arial"/>
+        <a:font script="Hebr" typeface="Arial"/>
+        <a:font script="Thai" typeface="Cordia New"/>
+        <a:font script="Ethi" typeface="Nyala"/>
+        <a:font script="Beng" typeface="Vrinda"/>
+        <a:font script="Gujr" typeface="Shruti"/>
+        <a:font script="Khmr" typeface="DaunPenh"/>
+        <a:font script="Knda" typeface="Tunga"/>
+        <a:font script="Guru" typeface="Raavi"/>
+        <a:font script="Cans" typeface="Euphemia"/>
+        <a:font script="Cher" typeface="Plantagenet Cherokee"/>
+        <a:font script="Yiii" typeface="Microsoft Yi Baiti"/>
+        <a:font script="Tibt" typeface="Microsoft Himalaya"/>
+        <a:font script="Thaa" typeface="MV Boli"/>
+        <a:font script="Deva" typeface="Mangal"/>
+        <a:font script="Telu" typeface="Gautami"/>
+        <a:font script="Taml" typeface="Latha"/>
+        <a:font script="Syrc" typeface="Estrangelo Edessa"/>
+        <a:font script="Orya" typeface="Kalinga"/>
+        <a:font script="Mlym" typeface="Kartika"/>
+        <a:font script="Laoo" typeface="DokChampa"/>
+        <a:font script="Sinh" typeface="Iskoola Pota"/>
+        <a:font script="Mong" typeface="Mongolian Baiti"/>
+        <a:font script="Viet" typeface="Arial"/>
+        <a:font script="Uigh" typeface="Microsoft Uighur"/>
+        <a:font script="Geor" typeface="Sylfaen"/>
+        <a:font script="Armn" typeface="Arial"/>
+        <a:font script="Bugi" typeface="Leelawadee UI"/>
+        <a:font script="Bopo" typeface="Microsoft JhengHei"/>
+        <a:font script="Java" typeface="Javanese Text"/>
+        <a:font script="Lisu" typeface="Segoe UI"/>
+        <a:font script="Mymr" typeface="Myanmar Text"/>
+        <a:font script="Nkoo" typeface="Ebrima"/>
+        <a:font script="Olck" typeface="Nirmala UI"/>
+        <a:font script="Osma" typeface="Ebrima"/>
+        <a:font script="Phag" typeface="Phagspa"/>
+        <a:font script="Syrn" typeface="Estrangelo Edessa"/>
+        <a:font script="Syrj" typeface="Estrangelo Edessa"/>
+        <a:font script="Syre" typeface="Estrangelo Edessa"/>
+        <a:font script="Sora" typeface="Nirmala UI"/>
+        <a:font script="Tale" typeface="Microsoft Tai Le"/>
+        <a:font script="Talu" typeface="Microsoft New Tai Lue"/>
+        <a:font script="Tfng" typeface="Ebrima"/>
+      </a:minorFont>
+    </a:fontScheme>
+    <a:fmtScheme name="Office">
+      <a:fillStyleLst>
+        <a:solidFill>
+          <a:schemeClr val="phClr"/>
+        </a:solidFill>
+        <a:gradFill rotWithShape="true">
+          <a:gsLst>
+            <a:gs pos="0">
+              <a:schemeClr val="phClr">
+                <a:lumMod val="110000"/>
+                <a:satMod val="105000"/>
+                <a:tint val="67000"/>
+              </a:schemeClr>
+            </a:gs>
+            <a:gs pos="50000">
+              <a:schemeClr val="phClr">
+                <a:lumMod val="105000"/>
+                <a:satMod val="103000"/>
+                <a:tint val="73000"/>
+              </a:schemeClr>
+            </a:gs>
+            <a:gs pos="100000">
+              <a:schemeClr val="phClr">
+                <a:lumMod val="105000"/>
+                <a:satMod val="109000"/>
+                <a:tint val="81000"/>
+              </a:schemeClr>
+            </a:gs>
+          </a:gsLst>
+          <a:lin ang="5400000" scaled="false"/>
+        </a:gradFill>
+        <a:gradFill rotWithShape="true">
+          <a:gsLst>
+            <a:gs pos="0">
+              <a:schemeClr val="phClr">
+                <a:satMod val="103000"/>
+                <a:lumMod val="102000"/>
+                <a:tint val="94000"/>
+              </a:schemeClr>
+            </a:gs>
+            <a:gs pos="50000">
+              <a:schemeClr val="phClr">
+                <a:satMod val="110000"/>
+                <a:lumMod val="100000"/>
+                <a:shade val="100000"/>
+              </a:schemeClr>
+            </a:gs>
+            <a:gs pos="100000">
+              <a:schemeClr val="phClr">
+                <a:lumMod val="99000"/>
+                <a:satMod val="120000"/>
+                <a:shade val="78000"/>
+              </a:schemeClr>
+            </a:gs>
+          </a:gsLst>
+          <a:lin ang="5400000" scaled="false"/>
+        </a:gradFill>
+      </a:fillStyleLst>
+      <a:lnStyleLst>
+        <a:ln w="6350" cap="flat" cmpd="sng" algn="ctr">
+          <a:solidFill>
+            <a:schemeClr val="phClr"/>
+          </a:solidFill>
+          <a:prstDash val="solid"/>
+          <a:miter lim="800000"/>
+        </a:ln>
+        <a:ln w="12700" cap="flat" cmpd="sng" algn="ctr">
+          <a:solidFill>
+            <a:schemeClr val="phClr"/>
+          </a:solidFill>
+          <a:prstDash val="solid"/>
+          <a:miter lim="800000"/>
+        </a:ln>
+        <a:ln w="19050" cap="flat" cmpd="sng" algn="ctr">
+          <a:solidFill>
+            <a:schemeClr val="phClr"/>
+          </a:solidFill>
+          <a:prstDash val="solid"/>
+          <a:miter lim="800000"/>
+        </a:ln>
+      </a:lnStyleLst>
+      <a:effectStyleLst>
+        <a:effectStyle>
+          <a:effectLst/>
+        </a:effectStyle>
+        <a:effectStyle>
+          <a:effectLst/>
+        </a:effectStyle>
+        <a:effectStyle>
+          <a:effectLst>
+            <a:outerShdw blurRad="57150" dist="19050" dir="5400000" algn="ctr" rotWithShape="false">
+              <a:srgbClr val="000000">
+                <a:alpha val="63000"/>
+              </a:srgbClr>
+            </a:outerShdw>
+          </a:effectLst>
+        </a:effectStyle>
+      </a:effectStyleLst>
+      <a:bgFillStyleLst>
+        <a:solidFill>
+          <a:schemeClr val="phClr"/>
+        </a:solidFill>
+        <a:solidFill>
+          <a:schemeClr val="phClr">
+            <a:tint val="95000"/>
+            <a:satMod val="170000"/>
+          </a:schemeClr>
+        </a:solidFill>
+        <a:gradFill rotWithShape="true">
+          <a:gsLst>
+            <a:gs pos="0">
+              <a:schemeClr val="phClr">
+                <a:tint val="93000"/>
+                <a:satMod val="150000"/>
+                <a:shade val="98000"/>
+                <a:lumMod val="102000"/>
+              </a:schemeClr>
+            </a:gs>
+            <a:gs pos="50000">
+              <a:schemeClr val="phClr">
+                <a:tint val="98000"/>
+                <a:satMod val="130000"/>
+                <a:shade val="90000"/>
+                <a:lumMod val="103000"/>
+              </a:schemeClr>
+            </a:gs>
+            <a:gs pos="100000">
+              <a:schemeClr val="phClr">
+                <a:shade val="63000"/>
+                <a:satMod val="120000"/>
+              </a:schemeClr>
+            </a:gs>
+          </a:gsLst>
+          <a:lin ang="5400000" scaled="false"/>
+        </a:gradFill>
+      </a:bgFillStyleLst>
+    </a:fmtScheme>
+  </a:themeElements>
+  <a:objectDefaults/>
+  <a:extraClrSchemeLst/>
+</a:theme>
 </file>